--- a/使用文档/简易上位机使用说明书.docx
+++ b/使用文档/简易上位机使用说明书.docx
@@ -4,601 +4,63 @@
   <w:body>
     <w:p>
       <w:pPr>
-        <w:pStyle w:val="2"/>
-        <w:bidi w:val="0"/>
-        <w:rPr>
-          <w:rFonts w:hint="default"/>
-          <w:lang w:val="en-US" w:eastAsia="zh-CN"/>
-        </w:rPr>
-      </w:pPr>
-      <w:r>
-        <w:rPr>
-          <w:rFonts w:hint="eastAsia"/>
-          <w:lang w:val="en-US" w:eastAsia="zh-CN"/>
-        </w:rPr>
-        <w:t>0 版本更新说明</w:t>
-      </w:r>
-    </w:p>
-    <w:tbl>
-      <w:tblPr>
-        <w:tblStyle w:val="23"/>
-        <w:tblW w:w="0" w:type="auto"/>
-        <w:jc w:val="center"/>
-        <w:tblBorders>
-          <w:top w:val="single" w:color="auto" w:sz="4" w:space="0"/>
-          <w:left w:val="single" w:color="auto" w:sz="4" w:space="0"/>
-          <w:bottom w:val="single" w:color="auto" w:sz="4" w:space="0"/>
-          <w:right w:val="single" w:color="auto" w:sz="4" w:space="0"/>
-          <w:insideH w:val="single" w:color="auto" w:sz="4" w:space="0"/>
-          <w:insideV w:val="single" w:color="auto" w:sz="4" w:space="0"/>
-        </w:tblBorders>
-        <w:tblLayout w:type="autofit"/>
-        <w:tblCellMar>
-          <w:top w:w="0" w:type="dxa"/>
-          <w:left w:w="108" w:type="dxa"/>
-          <w:bottom w:w="0" w:type="dxa"/>
-          <w:right w:w="108" w:type="dxa"/>
-        </w:tblCellMar>
-      </w:tblPr>
-      <w:tblGrid>
-        <w:gridCol w:w="2033"/>
-        <w:gridCol w:w="6489"/>
-      </w:tblGrid>
-      <w:tr>
-        <w:tblPrEx>
-          <w:tblBorders>
-            <w:top w:val="single" w:color="auto" w:sz="4" w:space="0"/>
-            <w:left w:val="single" w:color="auto" w:sz="4" w:space="0"/>
-            <w:bottom w:val="single" w:color="auto" w:sz="4" w:space="0"/>
-            <w:right w:val="single" w:color="auto" w:sz="4" w:space="0"/>
-            <w:insideH w:val="single" w:color="auto" w:sz="4" w:space="0"/>
-            <w:insideV w:val="single" w:color="auto" w:sz="4" w:space="0"/>
-          </w:tblBorders>
-        </w:tblPrEx>
-        <w:trPr>
-          <w:jc w:val="center"/>
-        </w:trPr>
-        <w:tc>
-          <w:tcPr>
-            <w:tcW w:w="2033" w:type="dxa"/>
-            <w:vAlign w:val="center"/>
-          </w:tcPr>
-          <w:p>
-            <w:pPr>
-              <w:bidi w:val="0"/>
-              <w:rPr>
-                <w:rFonts w:hint="default"/>
-                <w:vertAlign w:val="baseline"/>
-                <w:lang w:val="en-US" w:eastAsia="zh-CN"/>
-              </w:rPr>
-            </w:pPr>
-            <w:r>
-              <w:rPr>
-                <w:rFonts w:hint="eastAsia"/>
-                <w:vertAlign w:val="baseline"/>
-                <w:lang w:val="en-US" w:eastAsia="zh-CN"/>
-              </w:rPr>
-              <w:t>V2.0.0</w:t>
-            </w:r>
-          </w:p>
-        </w:tc>
-        <w:tc>
-          <w:tcPr>
-            <w:tcW w:w="6489" w:type="dxa"/>
-            <w:vAlign w:val="center"/>
-          </w:tcPr>
-          <w:p>
-            <w:pPr>
-              <w:bidi w:val="0"/>
-              <w:rPr>
-                <w:rFonts w:hint="default"/>
-                <w:vertAlign w:val="baseline"/>
-                <w:lang w:val="en-US" w:eastAsia="zh-CN"/>
-              </w:rPr>
-            </w:pPr>
-            <w:r>
-              <w:rPr>
-                <w:rFonts w:hint="eastAsia"/>
-                <w:vertAlign w:val="baseline"/>
-                <w:lang w:val="en-US" w:eastAsia="zh-CN"/>
-              </w:rPr>
-              <w:t>1、基本功能完成。</w:t>
-            </w:r>
-          </w:p>
-        </w:tc>
-      </w:tr>
-      <w:tr>
-        <w:tblPrEx>
-          <w:tblBorders>
-            <w:top w:val="single" w:color="auto" w:sz="4" w:space="0"/>
-            <w:left w:val="single" w:color="auto" w:sz="4" w:space="0"/>
-            <w:bottom w:val="single" w:color="auto" w:sz="4" w:space="0"/>
-            <w:right w:val="single" w:color="auto" w:sz="4" w:space="0"/>
-            <w:insideH w:val="single" w:color="auto" w:sz="4" w:space="0"/>
-            <w:insideV w:val="single" w:color="auto" w:sz="4" w:space="0"/>
-          </w:tblBorders>
-          <w:tblCellMar>
-            <w:top w:w="0" w:type="dxa"/>
-            <w:left w:w="108" w:type="dxa"/>
-            <w:bottom w:w="0" w:type="dxa"/>
-            <w:right w:w="108" w:type="dxa"/>
-          </w:tblCellMar>
-        </w:tblPrEx>
-        <w:trPr>
-          <w:jc w:val="center"/>
-        </w:trPr>
-        <w:tc>
-          <w:tcPr>
-            <w:tcW w:w="2033" w:type="dxa"/>
-            <w:vAlign w:val="center"/>
-          </w:tcPr>
-          <w:p>
-            <w:pPr>
-              <w:bidi w:val="0"/>
-              <w:rPr>
-                <w:rFonts w:hint="default"/>
-                <w:vertAlign w:val="baseline"/>
-                <w:lang w:val="en-US" w:eastAsia="zh-CN"/>
-              </w:rPr>
-            </w:pPr>
-            <w:r>
-              <w:rPr>
-                <w:rFonts w:hint="eastAsia"/>
-                <w:vertAlign w:val="baseline"/>
-                <w:lang w:val="en-US" w:eastAsia="zh-CN"/>
-              </w:rPr>
-              <w:t>V2.0.1</w:t>
-            </w:r>
-          </w:p>
-        </w:tc>
-        <w:tc>
-          <w:tcPr>
-            <w:tcW w:w="6489" w:type="dxa"/>
-            <w:vAlign w:val="center"/>
-          </w:tcPr>
-          <w:p>
-            <w:pPr>
-              <w:numPr>
-                <w:ilvl w:val="0"/>
-                <w:numId w:val="1"/>
-              </w:numPr>
-              <w:bidi w:val="0"/>
-              <w:rPr>
-                <w:rFonts w:hint="eastAsia"/>
-                <w:vertAlign w:val="baseline"/>
-                <w:lang w:val="en-US" w:eastAsia="zh-CN"/>
-              </w:rPr>
-            </w:pPr>
-            <w:r>
-              <w:rPr>
-                <w:rFonts w:hint="eastAsia"/>
-                <w:vertAlign w:val="baseline"/>
-                <w:lang w:val="en-US" w:eastAsia="zh-CN"/>
-              </w:rPr>
-              <w:t>单独封装了协议发送Xmodem。</w:t>
-            </w:r>
-          </w:p>
-          <w:p>
-            <w:pPr>
-              <w:numPr>
-                <w:ilvl w:val="0"/>
-                <w:numId w:val="1"/>
-              </w:numPr>
-              <w:bidi w:val="0"/>
-              <w:rPr>
-                <w:rFonts w:hint="default"/>
-                <w:vertAlign w:val="baseline"/>
-                <w:lang w:val="en-US" w:eastAsia="zh-CN"/>
-              </w:rPr>
-            </w:pPr>
-            <w:r>
-              <w:rPr>
-                <w:rFonts w:hint="eastAsia"/>
-                <w:vertAlign w:val="baseline"/>
-                <w:lang w:val="en-US" w:eastAsia="zh-CN"/>
-              </w:rPr>
-              <w:t>终端可以实现上下左右的功能。</w:t>
-            </w:r>
-          </w:p>
-          <w:p>
-            <w:pPr>
-              <w:numPr>
-                <w:ilvl w:val="0"/>
-                <w:numId w:val="1"/>
-              </w:numPr>
-              <w:bidi w:val="0"/>
-              <w:rPr>
-                <w:rFonts w:hint="default"/>
-                <w:vertAlign w:val="baseline"/>
-                <w:lang w:val="en-US" w:eastAsia="zh-CN"/>
-              </w:rPr>
-            </w:pPr>
-            <w:r>
-              <w:rPr>
-                <w:rFonts w:hint="eastAsia"/>
-                <w:vertAlign w:val="baseline"/>
-                <w:lang w:val="en-US" w:eastAsia="zh-CN"/>
-              </w:rPr>
-              <w:t>关闭打开界面大小等会保持上一次的状态。</w:t>
-            </w:r>
-          </w:p>
-          <w:p>
-            <w:pPr>
-              <w:numPr>
-                <w:ilvl w:val="0"/>
-                <w:numId w:val="1"/>
-              </w:numPr>
-              <w:bidi w:val="0"/>
-              <w:rPr>
-                <w:rFonts w:hint="default"/>
-                <w:vertAlign w:val="baseline"/>
-                <w:lang w:val="en-US" w:eastAsia="zh-CN"/>
-              </w:rPr>
-            </w:pPr>
-            <w:r>
-              <w:rPr>
-                <w:rFonts w:hint="eastAsia"/>
-                <w:vertAlign w:val="baseline"/>
-                <w:lang w:val="en-US" w:eastAsia="zh-CN"/>
-              </w:rPr>
-              <w:t>修复部分循环发送时的Bug。</w:t>
-            </w:r>
-          </w:p>
-          <w:p>
-            <w:pPr>
-              <w:numPr>
-                <w:ilvl w:val="0"/>
-                <w:numId w:val="1"/>
-              </w:numPr>
-              <w:bidi w:val="0"/>
-              <w:rPr>
-                <w:rFonts w:hint="default"/>
-                <w:vertAlign w:val="baseline"/>
-                <w:lang w:val="en-US" w:eastAsia="zh-CN"/>
-              </w:rPr>
-            </w:pPr>
-            <w:r>
-              <w:rPr>
-                <w:rFonts w:hint="eastAsia"/>
-                <w:vertAlign w:val="baseline"/>
-                <w:lang w:val="en-US" w:eastAsia="zh-CN"/>
-              </w:rPr>
-              <w:t>目前的问题是终端的光标问题，如果鼠标点击光标某个位置后，光标会移动到该位置，然后就会从光标位置开始增加数据，就会导致看着很乱。</w:t>
-            </w:r>
-          </w:p>
-        </w:tc>
-      </w:tr>
-      <w:tr>
-        <w:tblPrEx>
-          <w:tblBorders>
-            <w:top w:val="single" w:color="auto" w:sz="4" w:space="0"/>
-            <w:left w:val="single" w:color="auto" w:sz="4" w:space="0"/>
-            <w:bottom w:val="single" w:color="auto" w:sz="4" w:space="0"/>
-            <w:right w:val="single" w:color="auto" w:sz="4" w:space="0"/>
-            <w:insideH w:val="single" w:color="auto" w:sz="4" w:space="0"/>
-            <w:insideV w:val="single" w:color="auto" w:sz="4" w:space="0"/>
-          </w:tblBorders>
-          <w:tblCellMar>
-            <w:top w:w="0" w:type="dxa"/>
-            <w:left w:w="108" w:type="dxa"/>
-            <w:bottom w:w="0" w:type="dxa"/>
-            <w:right w:w="108" w:type="dxa"/>
-          </w:tblCellMar>
-        </w:tblPrEx>
-        <w:trPr>
-          <w:jc w:val="center"/>
-        </w:trPr>
-        <w:tc>
-          <w:tcPr>
-            <w:tcW w:w="2033" w:type="dxa"/>
-            <w:vAlign w:val="center"/>
-          </w:tcPr>
-          <w:p>
-            <w:pPr>
-              <w:bidi w:val="0"/>
-              <w:rPr>
-                <w:rFonts w:hint="default"/>
-                <w:vertAlign w:val="baseline"/>
-                <w:lang w:val="en-US" w:eastAsia="zh-CN"/>
-              </w:rPr>
-            </w:pPr>
-            <w:r>
-              <w:rPr>
-                <w:rFonts w:hint="eastAsia"/>
-                <w:vertAlign w:val="baseline"/>
-                <w:lang w:val="en-US" w:eastAsia="zh-CN"/>
-              </w:rPr>
-              <w:t>V2.0.2</w:t>
-            </w:r>
-          </w:p>
-        </w:tc>
-        <w:tc>
-          <w:tcPr>
-            <w:tcW w:w="6489" w:type="dxa"/>
-            <w:vAlign w:val="center"/>
-          </w:tcPr>
-          <w:p>
-            <w:pPr>
-              <w:bidi w:val="0"/>
-              <w:rPr>
-                <w:rFonts w:hint="default"/>
-                <w:vertAlign w:val="baseline"/>
-                <w:lang w:val="en-US" w:eastAsia="zh-CN"/>
-              </w:rPr>
-            </w:pPr>
-            <w:r>
-              <w:rPr>
-                <w:rFonts w:hint="eastAsia"/>
-                <w:vertAlign w:val="baseline"/>
-                <w:lang w:val="en-US" w:eastAsia="zh-CN"/>
-              </w:rPr>
-              <w:t>1、修复上版本终端光标问题，鼠标左键不能改变接收文本框的光标位置，右键可复制粘贴，可复制文本框选中文本。</w:t>
-            </w:r>
-          </w:p>
-        </w:tc>
-      </w:tr>
-      <w:tr>
-        <w:tblPrEx>
-          <w:tblBorders>
-            <w:top w:val="single" w:color="auto" w:sz="4" w:space="0"/>
-            <w:left w:val="single" w:color="auto" w:sz="4" w:space="0"/>
-            <w:bottom w:val="single" w:color="auto" w:sz="4" w:space="0"/>
-            <w:right w:val="single" w:color="auto" w:sz="4" w:space="0"/>
-            <w:insideH w:val="single" w:color="auto" w:sz="4" w:space="0"/>
-            <w:insideV w:val="single" w:color="auto" w:sz="4" w:space="0"/>
-          </w:tblBorders>
-          <w:tblCellMar>
-            <w:top w:w="0" w:type="dxa"/>
-            <w:left w:w="108" w:type="dxa"/>
-            <w:bottom w:w="0" w:type="dxa"/>
-            <w:right w:w="108" w:type="dxa"/>
-          </w:tblCellMar>
-        </w:tblPrEx>
-        <w:trPr>
-          <w:jc w:val="center"/>
-        </w:trPr>
-        <w:tc>
-          <w:tcPr>
-            <w:tcW w:w="2033" w:type="dxa"/>
-            <w:vAlign w:val="center"/>
-          </w:tcPr>
-          <w:p>
-            <w:pPr>
-              <w:bidi w:val="0"/>
-              <w:rPr>
-                <w:rFonts w:hint="default"/>
-                <w:vertAlign w:val="baseline"/>
-                <w:lang w:val="en-US" w:eastAsia="zh-CN"/>
-              </w:rPr>
-            </w:pPr>
-            <w:r>
-              <w:rPr>
-                <w:rFonts w:hint="eastAsia"/>
-                <w:vertAlign w:val="baseline"/>
-                <w:lang w:val="en-US" w:eastAsia="zh-CN"/>
-              </w:rPr>
-              <w:t>V2.0.3</w:t>
-            </w:r>
-          </w:p>
-        </w:tc>
-        <w:tc>
-          <w:tcPr>
-            <w:tcW w:w="6489" w:type="dxa"/>
-            <w:vAlign w:val="center"/>
-          </w:tcPr>
-          <w:p>
-            <w:pPr>
-              <w:numPr>
-                <w:ilvl w:val="0"/>
-                <w:numId w:val="2"/>
-              </w:numPr>
-              <w:bidi w:val="0"/>
-              <w:rPr>
-                <w:rFonts w:hint="eastAsia"/>
-                <w:vertAlign w:val="baseline"/>
-                <w:lang w:val="en-US" w:eastAsia="zh-CN"/>
-              </w:rPr>
-            </w:pPr>
-            <w:r>
-              <w:rPr>
-                <w:rFonts w:hint="eastAsia"/>
-                <w:vertAlign w:val="baseline"/>
-                <w:lang w:val="en-US" w:eastAsia="zh-CN"/>
-              </w:rPr>
-              <w:t>终端内增加输入法输入的功能，支持输入中文。但是有bug，不能左右中间增加。</w:t>
-            </w:r>
-          </w:p>
-          <w:p>
-            <w:pPr>
-              <w:numPr>
-                <w:ilvl w:val="0"/>
-                <w:numId w:val="2"/>
-              </w:numPr>
-              <w:bidi w:val="0"/>
-              <w:rPr>
-                <w:rFonts w:hint="default"/>
-                <w:vertAlign w:val="baseline"/>
-                <w:lang w:val="en-US" w:eastAsia="zh-CN"/>
-              </w:rPr>
-            </w:pPr>
-            <w:r>
-              <w:rPr>
-                <w:rFonts w:hint="eastAsia"/>
-                <w:vertAlign w:val="baseline"/>
-                <w:lang w:val="en-US" w:eastAsia="zh-CN"/>
-              </w:rPr>
-              <w:t>解决插拔串口时，选框不能直接断开，或者插入新的串口时，会刷新combobox的问题。</w:t>
-            </w:r>
-          </w:p>
-          <w:p>
-            <w:pPr>
-              <w:numPr>
-                <w:ilvl w:val="0"/>
-                <w:numId w:val="2"/>
-              </w:numPr>
-              <w:bidi w:val="0"/>
-              <w:rPr>
-                <w:rFonts w:hint="default"/>
-                <w:vertAlign w:val="baseline"/>
-                <w:lang w:val="en-US" w:eastAsia="zh-CN"/>
-              </w:rPr>
-            </w:pPr>
-            <w:r>
-              <w:rPr>
-                <w:rFonts w:hint="eastAsia"/>
-                <w:vertAlign w:val="baseline"/>
-                <w:lang w:val="en-US" w:eastAsia="zh-CN"/>
-              </w:rPr>
-              <w:t>修改了IOSetting的布局，感觉在左边太占位置了，放到了上面，然后把一些接收配置，放到了接收框中。</w:t>
-            </w:r>
-          </w:p>
-          <w:p>
-            <w:pPr>
-              <w:numPr>
-                <w:ilvl w:val="0"/>
-                <w:numId w:val="2"/>
-              </w:numPr>
-              <w:bidi w:val="0"/>
-              <w:rPr>
-                <w:rFonts w:hint="default"/>
-                <w:vertAlign w:val="baseline"/>
-                <w:lang w:val="en-US" w:eastAsia="zh-CN"/>
-              </w:rPr>
-            </w:pPr>
-            <w:r>
-              <w:rPr>
-                <w:rFonts w:hint="eastAsia"/>
-                <w:vertAlign w:val="baseline"/>
-                <w:lang w:val="en-US" w:eastAsia="zh-CN"/>
-              </w:rPr>
-              <w:t>优化了接收框的选中文本复制效果。优化了终端输入的效果。</w:t>
-            </w:r>
-          </w:p>
-        </w:tc>
-      </w:tr>
-      <w:tr>
-        <w:tblPrEx>
-          <w:tblBorders>
-            <w:top w:val="single" w:color="auto" w:sz="4" w:space="0"/>
-            <w:left w:val="single" w:color="auto" w:sz="4" w:space="0"/>
-            <w:bottom w:val="single" w:color="auto" w:sz="4" w:space="0"/>
-            <w:right w:val="single" w:color="auto" w:sz="4" w:space="0"/>
-            <w:insideH w:val="single" w:color="auto" w:sz="4" w:space="0"/>
-            <w:insideV w:val="single" w:color="auto" w:sz="4" w:space="0"/>
-          </w:tblBorders>
-          <w:tblCellMar>
-            <w:top w:w="0" w:type="dxa"/>
-            <w:left w:w="108" w:type="dxa"/>
-            <w:bottom w:w="0" w:type="dxa"/>
-            <w:right w:w="108" w:type="dxa"/>
-          </w:tblCellMar>
-        </w:tblPrEx>
-        <w:trPr>
-          <w:jc w:val="center"/>
-        </w:trPr>
-        <w:tc>
-          <w:tcPr>
-            <w:tcW w:w="2033" w:type="dxa"/>
-            <w:vAlign w:val="center"/>
-          </w:tcPr>
-          <w:p>
-            <w:pPr>
-              <w:bidi w:val="0"/>
-              <w:rPr>
-                <w:rFonts w:hint="eastAsia"/>
-                <w:vertAlign w:val="baseline"/>
-                <w:lang w:val="en-US" w:eastAsia="zh-CN"/>
-              </w:rPr>
-            </w:pPr>
-            <w:r>
-              <w:rPr>
-                <w:rFonts w:hint="eastAsia"/>
-                <w:vertAlign w:val="baseline"/>
-                <w:lang w:val="en-US" w:eastAsia="zh-CN"/>
-              </w:rPr>
-              <w:t>V2.0.4</w:t>
-            </w:r>
-          </w:p>
-        </w:tc>
-        <w:tc>
-          <w:tcPr>
-            <w:tcW w:w="6489" w:type="dxa"/>
-            <w:vAlign w:val="center"/>
-          </w:tcPr>
-          <w:p>
-            <w:pPr>
-              <w:numPr>
-                <w:ilvl w:val="0"/>
-                <w:numId w:val="0"/>
-              </w:numPr>
-              <w:bidi w:val="0"/>
-              <w:rPr>
-                <w:rFonts w:hint="default"/>
-                <w:vertAlign w:val="baseline"/>
-                <w:lang w:val="en-US" w:eastAsia="zh-CN"/>
-              </w:rPr>
-            </w:pPr>
-            <w:r>
-              <w:rPr>
-                <w:rFonts w:hint="eastAsia"/>
-                <w:vertAlign w:val="baseline"/>
-                <w:lang w:val="en-US" w:eastAsia="zh-CN"/>
-              </w:rPr>
-              <w:t>1、解决上版本修改IOSetting布局带来的无法保存配置的问题。</w:t>
-            </w:r>
-          </w:p>
-        </w:tc>
-      </w:tr>
-    </w:tbl>
-    <w:p>
-      <w:pPr>
-        <w:bidi w:val="0"/>
-        <w:rPr>
-          <w:rFonts w:hint="default"/>
-          <w:lang w:val="en-US" w:eastAsia="zh-CN"/>
-        </w:rPr>
-      </w:pPr>
-      <w:r>
-        <w:rPr>
-          <w:rFonts w:hint="eastAsia"/>
-          <w:lang w:val="en-US" w:eastAsia="zh-CN"/>
-        </w:rPr>
-        <w:t>后面暂时不更新该文档了，等到这个软件真的稳定下来了，再写吧。</w:t>
-      </w:r>
-      <w:bookmarkStart w:id="0" w:name="_GoBack"/>
-      <w:bookmarkEnd w:id="0"/>
-    </w:p>
-    <w:p>
-      <w:pPr>
-        <w:rPr>
-          <w:rFonts w:hint="eastAsia"/>
-          <w:lang w:val="en-US" w:eastAsia="zh-CN"/>
-        </w:rPr>
-      </w:pPr>
-      <w:r>
-        <w:rPr>
-          <w:rFonts w:hint="eastAsia"/>
-          <w:lang w:val="en-US" w:eastAsia="zh-CN"/>
-        </w:rPr>
-        <w:br w:type="page"/>
-      </w:r>
-    </w:p>
-    <w:p>
-      <w:pPr>
-        <w:pStyle w:val="2"/>
-        <w:bidi w:val="0"/>
-        <w:rPr>
-          <w:rFonts w:hint="default" w:eastAsia="宋体"/>
-          <w:lang w:val="en-US" w:eastAsia="zh-CN"/>
-        </w:rPr>
-      </w:pPr>
-      <w:r>
-        <w:rPr>
-          <w:rFonts w:hint="eastAsia"/>
-          <w:lang w:val="en-US" w:eastAsia="zh-CN"/>
-        </w:rPr>
-        <w:t>1 整体功能介绍</w:t>
-      </w:r>
+        <w:ind w:left="0" w:leftChars="0" w:firstLine="0" w:firstLineChars="0"/>
+        <w:jc w:val="both"/>
+        <w:rPr>
+          <w:rFonts w:hint="eastAsia" w:ascii="微软雅黑" w:hAnsi="微软雅黑" w:eastAsia="微软雅黑" w:cs="微软雅黑"/>
+          <w:b/>
+          <w:bCs/>
+          <w:lang w:val="en-US" w:eastAsia="zh-CN"/>
+        </w:rPr>
+      </w:pPr>
+    </w:p>
+    <w:p>
+      <w:pPr>
+        <w:ind w:left="0" w:leftChars="0" w:firstLine="0" w:firstLineChars="0"/>
+        <w:jc w:val="both"/>
+        <w:rPr>
+          <w:rFonts w:hint="eastAsia" w:ascii="微软雅黑" w:hAnsi="微软雅黑" w:eastAsia="微软雅黑" w:cs="微软雅黑"/>
+          <w:b/>
+          <w:bCs/>
+          <w:lang w:val="en-US" w:eastAsia="zh-CN"/>
+        </w:rPr>
+      </w:pPr>
+    </w:p>
+    <w:p>
+      <w:pPr>
+        <w:ind w:left="0" w:leftChars="0" w:firstLine="0" w:firstLineChars="0"/>
+        <w:jc w:val="both"/>
+        <w:rPr>
+          <w:rFonts w:hint="eastAsia" w:ascii="微软雅黑" w:hAnsi="微软雅黑" w:eastAsia="微软雅黑" w:cs="微软雅黑"/>
+          <w:b/>
+          <w:bCs/>
+          <w:lang w:val="en-US" w:eastAsia="zh-CN"/>
+        </w:rPr>
+      </w:pPr>
+    </w:p>
+    <w:p>
+      <w:pPr>
+        <w:ind w:left="0" w:leftChars="0" w:firstLine="0" w:firstLineChars="0"/>
+        <w:jc w:val="both"/>
+        <w:rPr>
+          <w:rFonts w:hint="eastAsia" w:ascii="微软雅黑" w:hAnsi="微软雅黑" w:eastAsia="微软雅黑" w:cs="微软雅黑"/>
+          <w:b/>
+          <w:bCs/>
+          <w:lang w:val="en-US" w:eastAsia="zh-CN"/>
+        </w:rPr>
+      </w:pPr>
+    </w:p>
+    <w:p>
+      <w:pPr>
+        <w:ind w:left="0" w:leftChars="0" w:firstLine="0" w:firstLineChars="0"/>
+        <w:jc w:val="both"/>
+        <w:rPr>
+          <w:rFonts w:hint="eastAsia" w:ascii="微软雅黑" w:hAnsi="微软雅黑" w:eastAsia="微软雅黑" w:cs="微软雅黑"/>
+          <w:b/>
+          <w:bCs/>
+          <w:lang w:val="en-US" w:eastAsia="zh-CN"/>
+        </w:rPr>
+      </w:pPr>
     </w:p>
     <w:p>
       <w:pPr>
@@ -617,14 +79,1267 @@
         <w:snapToGrid/>
         <w:spacing w:line="240" w:lineRule="auto"/>
         <w:ind w:left="0" w:leftChars="0" w:firstLine="0" w:firstLineChars="0"/>
+        <w:jc w:val="both"/>
+        <w:textAlignment w:val="auto"/>
+        <w:rPr>
+          <w:rFonts w:hint="eastAsia" w:ascii="微软雅黑" w:hAnsi="微软雅黑" w:eastAsia="微软雅黑" w:cs="微软雅黑"/>
+          <w:b/>
+          <w:bCs/>
+          <w:lang w:val="en-US" w:eastAsia="zh-CN"/>
+        </w:rPr>
+      </w:pPr>
+    </w:p>
+    <w:p>
+      <w:pPr>
+        <w:keepNext w:val="0"/>
+        <w:keepLines w:val="0"/>
+        <w:pageBreakBefore w:val="0"/>
+        <w:widowControl w:val="0"/>
+        <w:kinsoku/>
+        <w:wordWrap/>
+        <w:overflowPunct/>
+        <w:topLinePunct w:val="0"/>
+        <w:autoSpaceDE/>
+        <w:autoSpaceDN/>
+        <w:bidi w:val="0"/>
+        <w:adjustRightInd/>
+        <w:snapToGrid/>
+        <w:spacing w:line="240" w:lineRule="auto"/>
+        <w:ind w:left="0" w:leftChars="0" w:firstLine="0" w:firstLineChars="0"/>
+        <w:jc w:val="center"/>
+        <w:textAlignment w:val="auto"/>
+        <w:rPr>
+          <w:rFonts w:hint="eastAsia" w:ascii="微软雅黑" w:hAnsi="微软雅黑" w:eastAsia="微软雅黑" w:cs="微软雅黑"/>
+          <w:b/>
+          <w:bCs/>
+          <w:sz w:val="72"/>
+          <w:szCs w:val="72"/>
+          <w:lang w:val="en-US" w:eastAsia="zh-CN"/>
+        </w:rPr>
+      </w:pPr>
+      <w:r>
+        <w:rPr>
+          <w:rFonts w:hint="eastAsia" w:ascii="微软雅黑" w:hAnsi="微软雅黑" w:eastAsia="微软雅黑" w:cs="微软雅黑"/>
+          <w:b/>
+          <w:bCs/>
+          <w:sz w:val="72"/>
+          <w:szCs w:val="72"/>
+          <w:lang w:val="en-US" w:eastAsia="zh-CN"/>
+        </w:rPr>
+        <w:t>简易上位机使用说明书</w:t>
+      </w:r>
+    </w:p>
+    <w:p>
+      <w:pPr>
+        <w:rPr>
+          <w:rFonts w:hint="eastAsia"/>
+          <w:lang w:val="en-US" w:eastAsia="zh-CN"/>
+        </w:rPr>
+      </w:pPr>
+    </w:p>
+    <w:p>
+      <w:pPr>
+        <w:rPr>
+          <w:rFonts w:hint="eastAsia"/>
+          <w:lang w:val="en-US" w:eastAsia="zh-CN"/>
+        </w:rPr>
+      </w:pPr>
+    </w:p>
+    <w:p>
+      <w:pPr>
+        <w:rPr>
+          <w:rFonts w:hint="eastAsia"/>
+          <w:lang w:val="en-US" w:eastAsia="zh-CN"/>
+        </w:rPr>
+      </w:pPr>
+      <w:r>
+        <w:rPr>
+          <w:rFonts w:hint="eastAsia"/>
+          <w:lang w:val="en-US" w:eastAsia="zh-CN"/>
+        </w:rPr>
+        <w:t>作者：snqx-lqh</w:t>
+      </w:r>
+    </w:p>
+    <w:p>
+      <w:pPr>
+        <w:rPr>
+          <w:rFonts w:hint="eastAsia"/>
+          <w:lang w:val="en-US" w:eastAsia="zh-CN"/>
+        </w:rPr>
+      </w:pPr>
+      <w:r>
+        <w:rPr>
+          <w:rFonts w:hint="eastAsia"/>
+          <w:lang w:val="en-US" w:eastAsia="zh-CN"/>
+        </w:rPr>
+        <w:t xml:space="preserve">Github 主页: </w:t>
+      </w:r>
+      <w:r>
+        <w:rPr>
+          <w:rFonts w:hint="default"/>
+          <w:lang w:val="en-US" w:eastAsia="zh-CN"/>
+        </w:rPr>
+        <w:t>https://github.com/snqx-lqh</w:t>
+      </w:r>
+    </w:p>
+    <w:p>
+      <w:pPr>
+        <w:rPr>
+          <w:rFonts w:hint="default"/>
+          <w:lang w:val="en-US" w:eastAsia="zh-CN"/>
+        </w:rPr>
+      </w:pPr>
+      <w:r>
+        <w:rPr>
+          <w:rFonts w:hint="eastAsia"/>
+          <w:lang w:val="en-US" w:eastAsia="zh-CN"/>
+        </w:rPr>
+        <w:t>G</w:t>
+      </w:r>
+      <w:r>
+        <w:rPr>
+          <w:rFonts w:hint="default"/>
+          <w:lang w:val="en-US" w:eastAsia="zh-CN"/>
+        </w:rPr>
+        <w:t>ithub项目地址</w:t>
+      </w:r>
+      <w:r>
+        <w:rPr>
+          <w:rFonts w:hint="eastAsia"/>
+          <w:lang w:val="en-US" w:eastAsia="zh-CN"/>
+        </w:rPr>
+        <w:t xml:space="preserve">: </w:t>
+      </w:r>
+      <w:r>
+        <w:rPr>
+          <w:rFonts w:hint="default"/>
+          <w:lang w:val="en-US" w:eastAsia="zh-CN"/>
+        </w:rPr>
+        <w:fldChar w:fldCharType="begin"/>
+      </w:r>
+      <w:r>
+        <w:rPr>
+          <w:rFonts w:hint="default"/>
+          <w:lang w:val="en-US" w:eastAsia="zh-CN"/>
+        </w:rPr>
+        <w:instrText xml:space="preserve"> HYPERLINK "https://github.com/snqx-lqh/JYSWJ" </w:instrText>
+      </w:r>
+      <w:r>
+        <w:rPr>
+          <w:rFonts w:hint="default"/>
+          <w:lang w:val="en-US" w:eastAsia="zh-CN"/>
+        </w:rPr>
+        <w:fldChar w:fldCharType="separate"/>
+      </w:r>
+      <w:r>
+        <w:rPr>
+          <w:rStyle w:val="27"/>
+          <w:rFonts w:hint="default"/>
+          <w:lang w:val="en-US" w:eastAsia="zh-CN"/>
+        </w:rPr>
+        <w:t>https://github.com/snqx-lqh/JYSWJ</w:t>
+      </w:r>
+      <w:r>
+        <w:rPr>
+          <w:rFonts w:hint="default"/>
+          <w:lang w:val="en-US" w:eastAsia="zh-CN"/>
+        </w:rPr>
+        <w:fldChar w:fldCharType="end"/>
+      </w:r>
+    </w:p>
+    <w:p>
+      <w:pPr>
+        <w:rPr>
+          <w:rFonts w:hint="default"/>
+          <w:lang w:val="en-US" w:eastAsia="zh-CN"/>
+        </w:rPr>
+      </w:pPr>
+      <w:r>
+        <w:rPr>
+          <w:rFonts w:hint="eastAsia"/>
+          <w:lang w:val="en-US" w:eastAsia="zh-CN"/>
+        </w:rPr>
+        <w:t>G</w:t>
+      </w:r>
+      <w:r>
+        <w:rPr>
+          <w:rFonts w:hint="default"/>
+          <w:lang w:val="en-US" w:eastAsia="zh-CN"/>
+        </w:rPr>
+        <w:t>it</w:t>
+      </w:r>
+      <w:r>
+        <w:rPr>
+          <w:rFonts w:hint="eastAsia"/>
+          <w:lang w:val="en-US" w:eastAsia="zh-CN"/>
+        </w:rPr>
+        <w:t>ee</w:t>
+      </w:r>
+      <w:r>
+        <w:rPr>
+          <w:rFonts w:hint="default"/>
+          <w:lang w:val="en-US" w:eastAsia="zh-CN"/>
+        </w:rPr>
+        <w:t>项目地址</w:t>
+      </w:r>
+      <w:r>
+        <w:rPr>
+          <w:rFonts w:hint="eastAsia"/>
+          <w:lang w:val="en-US" w:eastAsia="zh-CN"/>
+        </w:rPr>
+        <w:t xml:space="preserve">: </w:t>
+      </w:r>
+      <w:r>
+        <w:rPr>
+          <w:rFonts w:hint="default"/>
+          <w:lang w:val="en-US" w:eastAsia="zh-CN"/>
+        </w:rPr>
+        <w:fldChar w:fldCharType="begin"/>
+      </w:r>
+      <w:r>
+        <w:rPr>
+          <w:rFonts w:hint="default"/>
+          <w:lang w:val="en-US" w:eastAsia="zh-CN"/>
+        </w:rPr>
+        <w:instrText xml:space="preserve"> HYPERLINK "https://gitee.com/snqx-lqh/JYSWJ" </w:instrText>
+      </w:r>
+      <w:r>
+        <w:rPr>
+          <w:rFonts w:hint="default"/>
+          <w:lang w:val="en-US" w:eastAsia="zh-CN"/>
+        </w:rPr>
+        <w:fldChar w:fldCharType="separate"/>
+      </w:r>
+      <w:r>
+        <w:rPr>
+          <w:rStyle w:val="27"/>
+          <w:rFonts w:hint="default"/>
+          <w:lang w:val="en-US" w:eastAsia="zh-CN"/>
+        </w:rPr>
+        <w:t>https://gitee.com/snqx-lqh/JYSWJ</w:t>
+      </w:r>
+      <w:r>
+        <w:rPr>
+          <w:rFonts w:hint="default"/>
+          <w:lang w:val="en-US" w:eastAsia="zh-CN"/>
+        </w:rPr>
+        <w:fldChar w:fldCharType="end"/>
+      </w:r>
+    </w:p>
+    <w:p>
+      <w:pPr>
+        <w:rPr>
+          <w:rFonts w:hint="eastAsia"/>
+          <w:lang w:val="en-US" w:eastAsia="zh-CN"/>
+        </w:rPr>
+      </w:pPr>
+    </w:p>
+    <w:p>
+      <w:pPr>
+        <w:rPr>
+          <w:rFonts w:hint="eastAsia"/>
+          <w:lang w:val="en-US" w:eastAsia="zh-CN"/>
+        </w:rPr>
+      </w:pPr>
+    </w:p>
+    <w:p>
+      <w:pPr>
+        <w:rPr>
+          <w:rFonts w:hint="eastAsia"/>
+          <w:lang w:val="en-US" w:eastAsia="zh-CN"/>
+        </w:rPr>
+      </w:pPr>
+      <w:r>
+        <w:rPr>
+          <w:rFonts w:hint="eastAsia"/>
+          <w:lang w:val="en-US" w:eastAsia="zh-CN"/>
+        </w:rPr>
+        <w:t xml:space="preserve"> </w:t>
+      </w:r>
+    </w:p>
+    <w:p>
+      <w:pPr>
+        <w:rPr>
+          <w:rFonts w:hint="eastAsia"/>
+          <w:lang w:val="en-US" w:eastAsia="zh-CN"/>
+        </w:rPr>
+      </w:pPr>
+    </w:p>
+    <w:p>
+      <w:pPr>
+        <w:rPr>
+          <w:rFonts w:hint="eastAsia"/>
+          <w:lang w:val="en-US" w:eastAsia="zh-CN"/>
+        </w:rPr>
+      </w:pPr>
+      <w:r>
+        <w:rPr>
+          <w:rFonts w:hint="eastAsia"/>
+          <w:lang w:val="en-US" w:eastAsia="zh-CN"/>
+        </w:rPr>
+        <w:br w:type="page"/>
+      </w:r>
+    </w:p>
+    <w:sdt>
+      <w:sdtPr>
+        <w:rPr>
+          <w:rFonts w:ascii="宋体" w:hAnsi="宋体" w:eastAsia="宋体" w:cstheme="minorBidi"/>
+          <w:kern w:val="2"/>
+          <w:sz w:val="48"/>
+          <w:szCs w:val="52"/>
+          <w:lang w:val="en-US" w:eastAsia="zh-CN" w:bidi="ar-SA"/>
+        </w:rPr>
+        <w:id w:val="147472149"/>
+        <w15:color w:val="DBDBDB"/>
+        <w:docPartObj>
+          <w:docPartGallery w:val="Table of Contents"/>
+          <w:docPartUnique/>
+        </w:docPartObj>
+      </w:sdtPr>
+      <w:sdtEndPr>
+        <w:rPr>
+          <w:rFonts w:hint="eastAsia" w:ascii="Times New Roman" w:hAnsi="Times New Roman" w:eastAsia="宋体" w:cstheme="minorBidi"/>
+          <w:kern w:val="2"/>
+          <w:sz w:val="24"/>
+          <w:szCs w:val="22"/>
+          <w:lang w:val="en-US" w:eastAsia="zh-CN" w:bidi="ar-SA"/>
+        </w:rPr>
+      </w:sdtEndPr>
+      <w:sdtContent>
+        <w:p>
+          <w:pPr>
+            <w:spacing w:before="0" w:beforeLines="0" w:after="0" w:afterLines="0" w:line="240" w:lineRule="auto"/>
+            <w:ind w:left="0" w:leftChars="0" w:right="0" w:rightChars="0" w:firstLine="0" w:firstLineChars="0"/>
+            <w:jc w:val="center"/>
+            <w:rPr>
+              <w:rFonts w:ascii="宋体" w:hAnsi="宋体" w:eastAsia="宋体"/>
+              <w:sz w:val="48"/>
+              <w:szCs w:val="52"/>
+            </w:rPr>
+          </w:pPr>
+          <w:r>
+            <w:rPr>
+              <w:rFonts w:ascii="宋体" w:hAnsi="宋体" w:eastAsia="宋体"/>
+              <w:sz w:val="48"/>
+              <w:szCs w:val="52"/>
+            </w:rPr>
+            <w:t>目录</w:t>
+          </w:r>
+        </w:p>
+        <w:p>
+          <w:pPr>
+            <w:spacing w:before="0" w:beforeLines="0" w:after="0" w:afterLines="0" w:line="240" w:lineRule="auto"/>
+            <w:ind w:left="0" w:leftChars="0" w:right="0" w:rightChars="0" w:firstLine="0" w:firstLineChars="0"/>
+            <w:jc w:val="center"/>
+            <w:rPr>
+              <w:rFonts w:ascii="宋体" w:hAnsi="宋体" w:eastAsia="宋体"/>
+              <w:sz w:val="48"/>
+              <w:szCs w:val="52"/>
+            </w:rPr>
+          </w:pPr>
+        </w:p>
+        <w:p>
+          <w:pPr>
+            <w:pStyle w:val="15"/>
+            <w:tabs>
+              <w:tab w:val="right" w:leader="dot" w:pos="8306"/>
+            </w:tabs>
+          </w:pPr>
+          <w:r>
+            <w:rPr>
+              <w:rFonts w:hint="eastAsia"/>
+              <w:lang w:val="en-US" w:eastAsia="zh-CN"/>
+            </w:rPr>
+            <w:fldChar w:fldCharType="begin"/>
+          </w:r>
+          <w:r>
+            <w:rPr>
+              <w:rFonts w:hint="eastAsia"/>
+              <w:lang w:val="en-US" w:eastAsia="zh-CN"/>
+            </w:rPr>
+            <w:instrText xml:space="preserve">TOC \o "1-3" \h \u </w:instrText>
+          </w:r>
+          <w:r>
+            <w:rPr>
+              <w:rFonts w:hint="eastAsia"/>
+              <w:lang w:val="en-US" w:eastAsia="zh-CN"/>
+            </w:rPr>
+            <w:fldChar w:fldCharType="separate"/>
+          </w:r>
+          <w:r>
+            <w:rPr>
+              <w:rFonts w:hint="eastAsia"/>
+              <w:lang w:val="en-US" w:eastAsia="zh-CN"/>
+            </w:rPr>
+            <w:fldChar w:fldCharType="begin"/>
+          </w:r>
+          <w:r>
+            <w:rPr>
+              <w:rFonts w:hint="eastAsia"/>
+              <w:lang w:val="en-US" w:eastAsia="zh-CN"/>
+            </w:rPr>
+            <w:instrText xml:space="preserve"> HYPERLINK \l _Toc2082 </w:instrText>
+          </w:r>
+          <w:r>
+            <w:rPr>
+              <w:rFonts w:hint="eastAsia"/>
+              <w:lang w:val="en-US" w:eastAsia="zh-CN"/>
+            </w:rPr>
+            <w:fldChar w:fldCharType="separate"/>
+          </w:r>
+          <w:r>
+            <w:rPr>
+              <w:rFonts w:hint="eastAsia"/>
+              <w:lang w:val="en-US" w:eastAsia="zh-CN"/>
+            </w:rPr>
+            <w:t>1 整体功能介绍</w:t>
+          </w:r>
+          <w:r>
+            <w:tab/>
+          </w:r>
+          <w:r>
+            <w:fldChar w:fldCharType="begin"/>
+          </w:r>
+          <w:r>
+            <w:instrText xml:space="preserve"> PAGEREF _Toc2082 \h </w:instrText>
+          </w:r>
+          <w:r>
+            <w:fldChar w:fldCharType="separate"/>
+          </w:r>
+          <w:r>
+            <w:t>3</w:t>
+          </w:r>
+          <w:r>
+            <w:fldChar w:fldCharType="end"/>
+          </w:r>
+          <w:r>
+            <w:rPr>
+              <w:rFonts w:hint="eastAsia"/>
+              <w:lang w:val="en-US" w:eastAsia="zh-CN"/>
+            </w:rPr>
+            <w:fldChar w:fldCharType="end"/>
+          </w:r>
+        </w:p>
+        <w:p>
+          <w:pPr>
+            <w:pStyle w:val="15"/>
+            <w:tabs>
+              <w:tab w:val="right" w:leader="dot" w:pos="8306"/>
+            </w:tabs>
+          </w:pPr>
+          <w:r>
+            <w:rPr>
+              <w:rFonts w:hint="eastAsia"/>
+              <w:lang w:val="en-US" w:eastAsia="zh-CN"/>
+            </w:rPr>
+            <w:fldChar w:fldCharType="begin"/>
+          </w:r>
+          <w:r>
+            <w:rPr>
+              <w:rFonts w:hint="eastAsia"/>
+              <w:lang w:val="en-US" w:eastAsia="zh-CN"/>
+            </w:rPr>
+            <w:instrText xml:space="preserve"> HYPERLINK \l _Toc24382 </w:instrText>
+          </w:r>
+          <w:r>
+            <w:rPr>
+              <w:rFonts w:hint="eastAsia"/>
+              <w:lang w:val="en-US" w:eastAsia="zh-CN"/>
+            </w:rPr>
+            <w:fldChar w:fldCharType="separate"/>
+          </w:r>
+          <w:r>
+            <w:rPr>
+              <w:rFonts w:hint="eastAsia"/>
+              <w:lang w:val="en-US" w:eastAsia="zh-CN"/>
+            </w:rPr>
+            <w:t>2 各部分功能介绍</w:t>
+          </w:r>
+          <w:r>
+            <w:tab/>
+          </w:r>
+          <w:r>
+            <w:fldChar w:fldCharType="begin"/>
+          </w:r>
+          <w:r>
+            <w:instrText xml:space="preserve"> PAGEREF _Toc24382 \h </w:instrText>
+          </w:r>
+          <w:r>
+            <w:fldChar w:fldCharType="separate"/>
+          </w:r>
+          <w:r>
+            <w:t>5</w:t>
+          </w:r>
+          <w:r>
+            <w:fldChar w:fldCharType="end"/>
+          </w:r>
+          <w:r>
+            <w:rPr>
+              <w:rFonts w:hint="eastAsia"/>
+              <w:lang w:val="en-US" w:eastAsia="zh-CN"/>
+            </w:rPr>
+            <w:fldChar w:fldCharType="end"/>
+          </w:r>
+        </w:p>
+        <w:p>
+          <w:pPr>
+            <w:pStyle w:val="19"/>
+            <w:tabs>
+              <w:tab w:val="right" w:leader="dot" w:pos="8306"/>
+            </w:tabs>
+          </w:pPr>
+          <w:r>
+            <w:rPr>
+              <w:rFonts w:hint="eastAsia"/>
+              <w:lang w:val="en-US" w:eastAsia="zh-CN"/>
+            </w:rPr>
+            <w:fldChar w:fldCharType="begin"/>
+          </w:r>
+          <w:r>
+            <w:rPr>
+              <w:rFonts w:hint="eastAsia"/>
+              <w:lang w:val="en-US" w:eastAsia="zh-CN"/>
+            </w:rPr>
+            <w:instrText xml:space="preserve"> HYPERLINK \l _Toc7409 </w:instrText>
+          </w:r>
+          <w:r>
+            <w:rPr>
+              <w:rFonts w:hint="eastAsia"/>
+              <w:lang w:val="en-US" w:eastAsia="zh-CN"/>
+            </w:rPr>
+            <w:fldChar w:fldCharType="separate"/>
+          </w:r>
+          <w:r>
+            <w:rPr>
+              <w:rFonts w:hint="eastAsia"/>
+              <w:lang w:val="en-US" w:eastAsia="zh-CN"/>
+            </w:rPr>
+            <w:t>2.1 侧边工作栏</w:t>
+          </w:r>
+          <w:r>
+            <w:tab/>
+          </w:r>
+          <w:r>
+            <w:fldChar w:fldCharType="begin"/>
+          </w:r>
+          <w:r>
+            <w:instrText xml:space="preserve"> PAGEREF _Toc7409 \h </w:instrText>
+          </w:r>
+          <w:r>
+            <w:fldChar w:fldCharType="separate"/>
+          </w:r>
+          <w:r>
+            <w:t>5</w:t>
+          </w:r>
+          <w:r>
+            <w:fldChar w:fldCharType="end"/>
+          </w:r>
+          <w:r>
+            <w:rPr>
+              <w:rFonts w:hint="eastAsia"/>
+              <w:lang w:val="en-US" w:eastAsia="zh-CN"/>
+            </w:rPr>
+            <w:fldChar w:fldCharType="end"/>
+          </w:r>
+        </w:p>
+        <w:p>
+          <w:pPr>
+            <w:pStyle w:val="19"/>
+            <w:tabs>
+              <w:tab w:val="right" w:leader="dot" w:pos="8306"/>
+            </w:tabs>
+          </w:pPr>
+          <w:r>
+            <w:rPr>
+              <w:rFonts w:hint="eastAsia"/>
+              <w:lang w:val="en-US" w:eastAsia="zh-CN"/>
+            </w:rPr>
+            <w:fldChar w:fldCharType="begin"/>
+          </w:r>
+          <w:r>
+            <w:rPr>
+              <w:rFonts w:hint="eastAsia"/>
+              <w:lang w:val="en-US" w:eastAsia="zh-CN"/>
+            </w:rPr>
+            <w:instrText xml:space="preserve"> HYPERLINK \l _Toc15028 </w:instrText>
+          </w:r>
+          <w:r>
+            <w:rPr>
+              <w:rFonts w:hint="eastAsia"/>
+              <w:lang w:val="en-US" w:eastAsia="zh-CN"/>
+            </w:rPr>
+            <w:fldChar w:fldCharType="separate"/>
+          </w:r>
+          <w:r>
+            <w:rPr>
+              <w:rFonts w:hint="eastAsia"/>
+              <w:lang w:val="en-US" w:eastAsia="zh-CN"/>
+            </w:rPr>
+            <w:t>2.2 通信IO设置区</w:t>
+          </w:r>
+          <w:r>
+            <w:tab/>
+          </w:r>
+          <w:r>
+            <w:fldChar w:fldCharType="begin"/>
+          </w:r>
+          <w:r>
+            <w:instrText xml:space="preserve"> PAGEREF _Toc15028 \h </w:instrText>
+          </w:r>
+          <w:r>
+            <w:fldChar w:fldCharType="separate"/>
+          </w:r>
+          <w:r>
+            <w:t>5</w:t>
+          </w:r>
+          <w:r>
+            <w:fldChar w:fldCharType="end"/>
+          </w:r>
+          <w:r>
+            <w:rPr>
+              <w:rFonts w:hint="eastAsia"/>
+              <w:lang w:val="en-US" w:eastAsia="zh-CN"/>
+            </w:rPr>
+            <w:fldChar w:fldCharType="end"/>
+          </w:r>
+        </w:p>
+        <w:p>
+          <w:pPr>
+            <w:pStyle w:val="19"/>
+            <w:tabs>
+              <w:tab w:val="right" w:leader="dot" w:pos="8306"/>
+            </w:tabs>
+          </w:pPr>
+          <w:r>
+            <w:rPr>
+              <w:rFonts w:hint="eastAsia"/>
+              <w:lang w:val="en-US" w:eastAsia="zh-CN"/>
+            </w:rPr>
+            <w:fldChar w:fldCharType="begin"/>
+          </w:r>
+          <w:r>
+            <w:rPr>
+              <w:rFonts w:hint="eastAsia"/>
+              <w:lang w:val="en-US" w:eastAsia="zh-CN"/>
+            </w:rPr>
+            <w:instrText xml:space="preserve"> HYPERLINK \l _Toc15628 </w:instrText>
+          </w:r>
+          <w:r>
+            <w:rPr>
+              <w:rFonts w:hint="eastAsia"/>
+              <w:lang w:val="en-US" w:eastAsia="zh-CN"/>
+            </w:rPr>
+            <w:fldChar w:fldCharType="separate"/>
+          </w:r>
+          <w:r>
+            <w:rPr>
+              <w:rFonts w:hint="eastAsia"/>
+              <w:lang w:val="en-US" w:eastAsia="zh-CN"/>
+            </w:rPr>
+            <w:t>2.3 接收多功能区</w:t>
+          </w:r>
+          <w:r>
+            <w:tab/>
+          </w:r>
+          <w:r>
+            <w:fldChar w:fldCharType="begin"/>
+          </w:r>
+          <w:r>
+            <w:instrText xml:space="preserve"> PAGEREF _Toc15628 \h </w:instrText>
+          </w:r>
+          <w:r>
+            <w:fldChar w:fldCharType="separate"/>
+          </w:r>
+          <w:r>
+            <w:t>5</w:t>
+          </w:r>
+          <w:r>
+            <w:fldChar w:fldCharType="end"/>
+          </w:r>
+          <w:r>
+            <w:rPr>
+              <w:rFonts w:hint="eastAsia"/>
+              <w:lang w:val="en-US" w:eastAsia="zh-CN"/>
+            </w:rPr>
+            <w:fldChar w:fldCharType="end"/>
+          </w:r>
+        </w:p>
+        <w:p>
+          <w:pPr>
+            <w:pStyle w:val="11"/>
+            <w:tabs>
+              <w:tab w:val="right" w:leader="dot" w:pos="8306"/>
+            </w:tabs>
+          </w:pPr>
+          <w:r>
+            <w:rPr>
+              <w:rFonts w:hint="eastAsia"/>
+              <w:lang w:val="en-US" w:eastAsia="zh-CN"/>
+            </w:rPr>
+            <w:fldChar w:fldCharType="begin"/>
+          </w:r>
+          <w:r>
+            <w:rPr>
+              <w:rFonts w:hint="eastAsia"/>
+              <w:lang w:val="en-US" w:eastAsia="zh-CN"/>
+            </w:rPr>
+            <w:instrText xml:space="preserve"> HYPERLINK \l _Toc17039 </w:instrText>
+          </w:r>
+          <w:r>
+            <w:rPr>
+              <w:rFonts w:hint="eastAsia"/>
+              <w:lang w:val="en-US" w:eastAsia="zh-CN"/>
+            </w:rPr>
+            <w:fldChar w:fldCharType="separate"/>
+          </w:r>
+          <w:r>
+            <w:rPr>
+              <w:rFonts w:hint="eastAsia"/>
+              <w:lang w:val="en-US" w:eastAsia="zh-CN"/>
+            </w:rPr>
+            <w:t>2.3.1文本接收</w:t>
+          </w:r>
+          <w:r>
+            <w:tab/>
+          </w:r>
+          <w:r>
+            <w:fldChar w:fldCharType="begin"/>
+          </w:r>
+          <w:r>
+            <w:instrText xml:space="preserve"> PAGEREF _Toc17039 \h </w:instrText>
+          </w:r>
+          <w:r>
+            <w:fldChar w:fldCharType="separate"/>
+          </w:r>
+          <w:r>
+            <w:t>5</w:t>
+          </w:r>
+          <w:r>
+            <w:fldChar w:fldCharType="end"/>
+          </w:r>
+          <w:r>
+            <w:rPr>
+              <w:rFonts w:hint="eastAsia"/>
+              <w:lang w:val="en-US" w:eastAsia="zh-CN"/>
+            </w:rPr>
+            <w:fldChar w:fldCharType="end"/>
+          </w:r>
+        </w:p>
+        <w:p>
+          <w:pPr>
+            <w:pStyle w:val="11"/>
+            <w:tabs>
+              <w:tab w:val="right" w:leader="dot" w:pos="8306"/>
+            </w:tabs>
+          </w:pPr>
+          <w:r>
+            <w:rPr>
+              <w:rFonts w:hint="eastAsia"/>
+              <w:lang w:val="en-US" w:eastAsia="zh-CN"/>
+            </w:rPr>
+            <w:fldChar w:fldCharType="begin"/>
+          </w:r>
+          <w:r>
+            <w:rPr>
+              <w:rFonts w:hint="eastAsia"/>
+              <w:lang w:val="en-US" w:eastAsia="zh-CN"/>
+            </w:rPr>
+            <w:instrText xml:space="preserve"> HYPERLINK \l _Toc28176 </w:instrText>
+          </w:r>
+          <w:r>
+            <w:rPr>
+              <w:rFonts w:hint="eastAsia"/>
+              <w:lang w:val="en-US" w:eastAsia="zh-CN"/>
+            </w:rPr>
+            <w:fldChar w:fldCharType="separate"/>
+          </w:r>
+          <w:r>
+            <w:rPr>
+              <w:rFonts w:hint="eastAsia"/>
+              <w:lang w:val="en-US" w:eastAsia="zh-CN"/>
+            </w:rPr>
+            <w:t>2.3.2波形显示</w:t>
+          </w:r>
+          <w:r>
+            <w:tab/>
+          </w:r>
+          <w:r>
+            <w:fldChar w:fldCharType="begin"/>
+          </w:r>
+          <w:r>
+            <w:instrText xml:space="preserve"> PAGEREF _Toc28176 \h </w:instrText>
+          </w:r>
+          <w:r>
+            <w:fldChar w:fldCharType="separate"/>
+          </w:r>
+          <w:r>
+            <w:t>7</w:t>
+          </w:r>
+          <w:r>
+            <w:fldChar w:fldCharType="end"/>
+          </w:r>
+          <w:r>
+            <w:rPr>
+              <w:rFonts w:hint="eastAsia"/>
+              <w:lang w:val="en-US" w:eastAsia="zh-CN"/>
+            </w:rPr>
+            <w:fldChar w:fldCharType="end"/>
+          </w:r>
+        </w:p>
+        <w:p>
+          <w:pPr>
+            <w:pStyle w:val="19"/>
+            <w:tabs>
+              <w:tab w:val="right" w:leader="dot" w:pos="8306"/>
+            </w:tabs>
+          </w:pPr>
+          <w:r>
+            <w:rPr>
+              <w:rFonts w:hint="eastAsia"/>
+              <w:lang w:val="en-US" w:eastAsia="zh-CN"/>
+            </w:rPr>
+            <w:fldChar w:fldCharType="begin"/>
+          </w:r>
+          <w:r>
+            <w:rPr>
+              <w:rFonts w:hint="eastAsia"/>
+              <w:lang w:val="en-US" w:eastAsia="zh-CN"/>
+            </w:rPr>
+            <w:instrText xml:space="preserve"> HYPERLINK \l _Toc21088 </w:instrText>
+          </w:r>
+          <w:r>
+            <w:rPr>
+              <w:rFonts w:hint="eastAsia"/>
+              <w:lang w:val="en-US" w:eastAsia="zh-CN"/>
+            </w:rPr>
+            <w:fldChar w:fldCharType="separate"/>
+          </w:r>
+          <w:r>
+            <w:rPr>
+              <w:rFonts w:hint="eastAsia"/>
+              <w:lang w:val="en-US" w:eastAsia="zh-CN"/>
+            </w:rPr>
+            <w:t>2.4 发送多功能区</w:t>
+          </w:r>
+          <w:r>
+            <w:tab/>
+          </w:r>
+          <w:r>
+            <w:fldChar w:fldCharType="begin"/>
+          </w:r>
+          <w:r>
+            <w:instrText xml:space="preserve"> PAGEREF _Toc21088 \h </w:instrText>
+          </w:r>
+          <w:r>
+            <w:fldChar w:fldCharType="separate"/>
+          </w:r>
+          <w:r>
+            <w:t>7</w:t>
+          </w:r>
+          <w:r>
+            <w:fldChar w:fldCharType="end"/>
+          </w:r>
+          <w:r>
+            <w:rPr>
+              <w:rFonts w:hint="eastAsia"/>
+              <w:lang w:val="en-US" w:eastAsia="zh-CN"/>
+            </w:rPr>
+            <w:fldChar w:fldCharType="end"/>
+          </w:r>
+        </w:p>
+        <w:p>
+          <w:pPr>
+            <w:pStyle w:val="11"/>
+            <w:tabs>
+              <w:tab w:val="right" w:leader="dot" w:pos="8306"/>
+            </w:tabs>
+          </w:pPr>
+          <w:r>
+            <w:rPr>
+              <w:rFonts w:hint="eastAsia"/>
+              <w:lang w:val="en-US" w:eastAsia="zh-CN"/>
+            </w:rPr>
+            <w:fldChar w:fldCharType="begin"/>
+          </w:r>
+          <w:r>
+            <w:rPr>
+              <w:rFonts w:hint="eastAsia"/>
+              <w:lang w:val="en-US" w:eastAsia="zh-CN"/>
+            </w:rPr>
+            <w:instrText xml:space="preserve"> HYPERLINK \l _Toc24617 </w:instrText>
+          </w:r>
+          <w:r>
+            <w:rPr>
+              <w:rFonts w:hint="eastAsia"/>
+              <w:lang w:val="en-US" w:eastAsia="zh-CN"/>
+            </w:rPr>
+            <w:fldChar w:fldCharType="separate"/>
+          </w:r>
+          <w:r>
+            <w:rPr>
+              <w:rFonts w:hint="eastAsia"/>
+              <w:lang w:val="en-US" w:eastAsia="zh-CN"/>
+            </w:rPr>
+            <w:t>2.4.1基础发送</w:t>
+          </w:r>
+          <w:r>
+            <w:tab/>
+          </w:r>
+          <w:r>
+            <w:fldChar w:fldCharType="begin"/>
+          </w:r>
+          <w:r>
+            <w:instrText xml:space="preserve"> PAGEREF _Toc24617 \h </w:instrText>
+          </w:r>
+          <w:r>
+            <w:fldChar w:fldCharType="separate"/>
+          </w:r>
+          <w:r>
+            <w:t>7</w:t>
+          </w:r>
+          <w:r>
+            <w:fldChar w:fldCharType="end"/>
+          </w:r>
+          <w:r>
+            <w:rPr>
+              <w:rFonts w:hint="eastAsia"/>
+              <w:lang w:val="en-US" w:eastAsia="zh-CN"/>
+            </w:rPr>
+            <w:fldChar w:fldCharType="end"/>
+          </w:r>
+        </w:p>
+        <w:p>
+          <w:pPr>
+            <w:pStyle w:val="11"/>
+            <w:tabs>
+              <w:tab w:val="right" w:leader="dot" w:pos="8306"/>
+            </w:tabs>
+          </w:pPr>
+          <w:r>
+            <w:rPr>
+              <w:rFonts w:hint="eastAsia"/>
+              <w:lang w:val="en-US" w:eastAsia="zh-CN"/>
+            </w:rPr>
+            <w:fldChar w:fldCharType="begin"/>
+          </w:r>
+          <w:r>
+            <w:rPr>
+              <w:rFonts w:hint="eastAsia"/>
+              <w:lang w:val="en-US" w:eastAsia="zh-CN"/>
+            </w:rPr>
+            <w:instrText xml:space="preserve"> HYPERLINK \l _Toc30993 </w:instrText>
+          </w:r>
+          <w:r>
+            <w:rPr>
+              <w:rFonts w:hint="eastAsia"/>
+              <w:lang w:val="en-US" w:eastAsia="zh-CN"/>
+            </w:rPr>
+            <w:fldChar w:fldCharType="separate"/>
+          </w:r>
+          <w:r>
+            <w:rPr>
+              <w:rFonts w:hint="eastAsia"/>
+              <w:lang w:val="en-US" w:eastAsia="zh-CN"/>
+            </w:rPr>
+            <w:t>2.4.2协议发送</w:t>
+          </w:r>
+          <w:r>
+            <w:tab/>
+          </w:r>
+          <w:r>
+            <w:fldChar w:fldCharType="begin"/>
+          </w:r>
+          <w:r>
+            <w:instrText xml:space="preserve"> PAGEREF _Toc30993 \h </w:instrText>
+          </w:r>
+          <w:r>
+            <w:fldChar w:fldCharType="separate"/>
+          </w:r>
+          <w:r>
+            <w:t>8</w:t>
+          </w:r>
+          <w:r>
+            <w:fldChar w:fldCharType="end"/>
+          </w:r>
+          <w:r>
+            <w:rPr>
+              <w:rFonts w:hint="eastAsia"/>
+              <w:lang w:val="en-US" w:eastAsia="zh-CN"/>
+            </w:rPr>
+            <w:fldChar w:fldCharType="end"/>
+          </w:r>
+        </w:p>
+        <w:p>
+          <w:pPr>
+            <w:pStyle w:val="11"/>
+            <w:tabs>
+              <w:tab w:val="right" w:leader="dot" w:pos="8306"/>
+            </w:tabs>
+          </w:pPr>
+          <w:r>
+            <w:rPr>
+              <w:rFonts w:hint="eastAsia"/>
+              <w:lang w:val="en-US" w:eastAsia="zh-CN"/>
+            </w:rPr>
+            <w:fldChar w:fldCharType="begin"/>
+          </w:r>
+          <w:r>
+            <w:rPr>
+              <w:rFonts w:hint="eastAsia"/>
+              <w:lang w:val="en-US" w:eastAsia="zh-CN"/>
+            </w:rPr>
+            <w:instrText xml:space="preserve"> HYPERLINK \l _Toc20547 </w:instrText>
+          </w:r>
+          <w:r>
+            <w:rPr>
+              <w:rFonts w:hint="eastAsia"/>
+              <w:lang w:val="en-US" w:eastAsia="zh-CN"/>
+            </w:rPr>
+            <w:fldChar w:fldCharType="separate"/>
+          </w:r>
+          <w:r>
+            <w:rPr>
+              <w:rFonts w:hint="eastAsia"/>
+              <w:lang w:val="en-US" w:eastAsia="zh-CN"/>
+            </w:rPr>
+            <w:t>2.4.3文件转换</w:t>
+          </w:r>
+          <w:r>
+            <w:tab/>
+          </w:r>
+          <w:r>
+            <w:fldChar w:fldCharType="begin"/>
+          </w:r>
+          <w:r>
+            <w:instrText xml:space="preserve"> PAGEREF _Toc20547 \h </w:instrText>
+          </w:r>
+          <w:r>
+            <w:fldChar w:fldCharType="separate"/>
+          </w:r>
+          <w:r>
+            <w:t>8</w:t>
+          </w:r>
+          <w:r>
+            <w:fldChar w:fldCharType="end"/>
+          </w:r>
+          <w:r>
+            <w:rPr>
+              <w:rFonts w:hint="eastAsia"/>
+              <w:lang w:val="en-US" w:eastAsia="zh-CN"/>
+            </w:rPr>
+            <w:fldChar w:fldCharType="end"/>
+          </w:r>
+        </w:p>
+        <w:p>
+          <w:pPr>
+            <w:pStyle w:val="19"/>
+            <w:tabs>
+              <w:tab w:val="right" w:leader="dot" w:pos="8306"/>
+            </w:tabs>
+          </w:pPr>
+          <w:r>
+            <w:rPr>
+              <w:rFonts w:hint="eastAsia"/>
+              <w:lang w:val="en-US" w:eastAsia="zh-CN"/>
+            </w:rPr>
+            <w:fldChar w:fldCharType="begin"/>
+          </w:r>
+          <w:r>
+            <w:rPr>
+              <w:rFonts w:hint="eastAsia"/>
+              <w:lang w:val="en-US" w:eastAsia="zh-CN"/>
+            </w:rPr>
+            <w:instrText xml:space="preserve"> HYPERLINK \l _Toc27362 </w:instrText>
+          </w:r>
+          <w:r>
+            <w:rPr>
+              <w:rFonts w:hint="eastAsia"/>
+              <w:lang w:val="en-US" w:eastAsia="zh-CN"/>
+            </w:rPr>
+            <w:fldChar w:fldCharType="separate"/>
+          </w:r>
+          <w:r>
+            <w:rPr>
+              <w:rFonts w:hint="eastAsia"/>
+              <w:lang w:val="en-US" w:eastAsia="zh-CN"/>
+            </w:rPr>
+            <w:t>2.5 多字符发送区</w:t>
+          </w:r>
+          <w:r>
+            <w:tab/>
+          </w:r>
+          <w:r>
+            <w:fldChar w:fldCharType="begin"/>
+          </w:r>
+          <w:r>
+            <w:instrText xml:space="preserve"> PAGEREF _Toc27362 \h </w:instrText>
+          </w:r>
+          <w:r>
+            <w:fldChar w:fldCharType="separate"/>
+          </w:r>
+          <w:r>
+            <w:t>8</w:t>
+          </w:r>
+          <w:r>
+            <w:fldChar w:fldCharType="end"/>
+          </w:r>
+          <w:r>
+            <w:rPr>
+              <w:rFonts w:hint="eastAsia"/>
+              <w:lang w:val="en-US" w:eastAsia="zh-CN"/>
+            </w:rPr>
+            <w:fldChar w:fldCharType="end"/>
+          </w:r>
+        </w:p>
+        <w:p>
+          <w:pPr>
+            <w:pStyle w:val="19"/>
+            <w:tabs>
+              <w:tab w:val="right" w:leader="dot" w:pos="8306"/>
+            </w:tabs>
+          </w:pPr>
+          <w:r>
+            <w:rPr>
+              <w:rFonts w:hint="eastAsia"/>
+              <w:lang w:val="en-US" w:eastAsia="zh-CN"/>
+            </w:rPr>
+            <w:fldChar w:fldCharType="begin"/>
+          </w:r>
+          <w:r>
+            <w:rPr>
+              <w:rFonts w:hint="eastAsia"/>
+              <w:lang w:val="en-US" w:eastAsia="zh-CN"/>
+            </w:rPr>
+            <w:instrText xml:space="preserve"> HYPERLINK \l _Toc26770 </w:instrText>
+          </w:r>
+          <w:r>
+            <w:rPr>
+              <w:rFonts w:hint="eastAsia"/>
+              <w:lang w:val="en-US" w:eastAsia="zh-CN"/>
+            </w:rPr>
+            <w:fldChar w:fldCharType="separate"/>
+          </w:r>
+          <w:r>
+            <w:rPr>
+              <w:rFonts w:hint="eastAsia"/>
+              <w:lang w:val="en-US" w:eastAsia="zh-CN"/>
+            </w:rPr>
+            <w:t>2.6 状态显示区</w:t>
+          </w:r>
+          <w:r>
+            <w:tab/>
+          </w:r>
+          <w:r>
+            <w:fldChar w:fldCharType="begin"/>
+          </w:r>
+          <w:r>
+            <w:instrText xml:space="preserve"> PAGEREF _Toc26770 \h </w:instrText>
+          </w:r>
+          <w:r>
+            <w:fldChar w:fldCharType="separate"/>
+          </w:r>
+          <w:r>
+            <w:t>9</w:t>
+          </w:r>
+          <w:r>
+            <w:fldChar w:fldCharType="end"/>
+          </w:r>
+          <w:r>
+            <w:rPr>
+              <w:rFonts w:hint="eastAsia"/>
+              <w:lang w:val="en-US" w:eastAsia="zh-CN"/>
+            </w:rPr>
+            <w:fldChar w:fldCharType="end"/>
+          </w:r>
+        </w:p>
+        <w:p>
+          <w:pPr>
+            <w:rPr>
+              <w:rFonts w:hint="eastAsia" w:ascii="Times New Roman" w:hAnsi="Times New Roman" w:eastAsia="宋体" w:cstheme="minorBidi"/>
+              <w:kern w:val="2"/>
+              <w:sz w:val="24"/>
+              <w:szCs w:val="22"/>
+              <w:lang w:val="en-US" w:eastAsia="zh-CN" w:bidi="ar-SA"/>
+            </w:rPr>
+          </w:pPr>
+          <w:r>
+            <w:rPr>
+              <w:rFonts w:hint="eastAsia"/>
+              <w:lang w:val="en-US" w:eastAsia="zh-CN"/>
+            </w:rPr>
+            <w:fldChar w:fldCharType="end"/>
+          </w:r>
+        </w:p>
+      </w:sdtContent>
+    </w:sdt>
+    <w:p>
+      <w:pPr>
+        <w:rPr>
+          <w:rFonts w:hint="eastAsia" w:ascii="Times New Roman" w:hAnsi="Times New Roman" w:eastAsia="宋体" w:cstheme="minorBidi"/>
+          <w:kern w:val="2"/>
+          <w:sz w:val="24"/>
+          <w:szCs w:val="22"/>
+          <w:lang w:val="en-US" w:eastAsia="zh-CN" w:bidi="ar-SA"/>
+        </w:rPr>
+      </w:pPr>
+    </w:p>
+    <w:p>
+      <w:pPr>
+        <w:rPr>
+          <w:rFonts w:hint="eastAsia"/>
+          <w:lang w:val="en-US" w:eastAsia="zh-CN"/>
+        </w:rPr>
+      </w:pPr>
+      <w:r>
+        <w:rPr>
+          <w:rFonts w:hint="eastAsia"/>
+          <w:lang w:val="en-US" w:eastAsia="zh-CN"/>
+        </w:rPr>
+        <w:br w:type="page"/>
+      </w:r>
+    </w:p>
+    <w:p>
+      <w:pPr>
+        <w:pStyle w:val="2"/>
+        <w:bidi w:val="0"/>
+      </w:pPr>
+      <w:bookmarkStart w:id="0" w:name="_Toc2082"/>
+      <w:bookmarkStart w:id="13" w:name="_GoBack"/>
+      <w:bookmarkEnd w:id="13"/>
+      <w:r>
+        <w:rPr>
+          <w:rFonts w:hint="eastAsia"/>
+          <w:lang w:val="en-US" w:eastAsia="zh-CN"/>
+        </w:rPr>
+        <w:t>1 整体功能介绍</w:t>
+      </w:r>
+      <w:bookmarkEnd w:id="0"/>
+    </w:p>
+    <w:p>
+      <w:pPr>
+        <w:keepNext w:val="0"/>
+        <w:keepLines w:val="0"/>
+        <w:pageBreakBefore w:val="0"/>
+        <w:widowControl w:val="0"/>
+        <w:kinsoku/>
+        <w:wordWrap/>
+        <w:overflowPunct/>
+        <w:topLinePunct w:val="0"/>
+        <w:autoSpaceDE/>
+        <w:autoSpaceDN/>
+        <w:bidi w:val="0"/>
+        <w:adjustRightInd/>
+        <w:snapToGrid/>
+        <w:spacing w:line="240" w:lineRule="auto"/>
+        <w:ind w:left="0" w:leftChars="0" w:firstLine="0" w:firstLineChars="0"/>
         <w:textAlignment w:val="auto"/>
       </w:pPr>
       <w:r>
         <w:drawing>
           <wp:inline distT="0" distB="0" distL="114300" distR="114300">
-            <wp:extent cx="5266690" cy="3202940"/>
-            <wp:effectExtent l="0" t="0" r="10160" b="16510"/>
-            <wp:docPr id="1" name="图片 1"/>
+            <wp:extent cx="5267325" cy="3634740"/>
+            <wp:effectExtent l="0" t="0" r="9525" b="3810"/>
+            <wp:docPr id="12" name="图片 1"/>
             <wp:cNvGraphicFramePr>
               <a:graphicFrameLocks xmlns:a="http://schemas.openxmlformats.org/drawingml/2006/main" noChangeAspect="1"/>
             </wp:cNvGraphicFramePr>
@@ -632,7 +1347,7 @@
               <a:graphicData uri="http://schemas.openxmlformats.org/drawingml/2006/picture">
                 <pic:pic xmlns:pic="http://schemas.openxmlformats.org/drawingml/2006/picture">
                   <pic:nvPicPr>
-                    <pic:cNvPr id="1" name="图片 1"/>
+                    <pic:cNvPr id="12" name="图片 1"/>
                     <pic:cNvPicPr>
                       <a:picLocks noChangeAspect="1"/>
                     </pic:cNvPicPr>
@@ -646,7 +1361,7 @@
                   <pic:spPr>
                     <a:xfrm>
                       <a:off x="0" y="0"/>
-                      <a:ext cx="5266690" cy="3202940"/>
+                      <a:ext cx="5267325" cy="3634740"/>
                     </a:xfrm>
                     <a:prstGeom prst="rect">
                       <a:avLst/>
@@ -995,6 +1710,7 @@
           <w:lang w:val="en-US" w:eastAsia="zh-CN"/>
         </w:rPr>
       </w:pPr>
+      <w:bookmarkStart w:id="1" w:name="_Toc24382"/>
       <w:r>
         <w:rPr>
           <w:rFonts w:hint="eastAsia"/>
@@ -1002,6 +1718,7 @@
         </w:rPr>
         <w:t>2 各部分功能介绍</w:t>
       </w:r>
+      <w:bookmarkEnd w:id="1"/>
     </w:p>
     <w:p>
       <w:pPr>
@@ -1012,6 +1729,7 @@
           <w:lang w:val="en-US" w:eastAsia="zh-CN"/>
         </w:rPr>
       </w:pPr>
+      <w:bookmarkStart w:id="2" w:name="_Toc7409"/>
       <w:r>
         <w:rPr>
           <w:rFonts w:hint="eastAsia"/>
@@ -1019,128 +1737,7 @@
         </w:rPr>
         <w:t>2.1 侧边工作栏</w:t>
       </w:r>
-    </w:p>
-    <w:p>
-      <w:pPr>
-        <w:bidi w:val="0"/>
-        <w:rPr>
-          <w:rFonts w:hint="eastAsia"/>
-          <w:lang w:val="en-US" w:eastAsia="zh-CN"/>
-        </w:rPr>
-      </w:pPr>
-      <w:r>
-        <w:rPr>
-          <w:rFonts w:hint="eastAsia"/>
-          <w:lang w:val="en-US" w:eastAsia="zh-CN"/>
-        </w:rPr>
-        <w:t>侧边工作栏有3个按钮，从上往下分别是：</w:t>
-      </w:r>
-    </w:p>
-    <w:p>
-      <w:pPr>
-        <w:bidi w:val="0"/>
-        <w:rPr>
-          <w:rFonts w:hint="eastAsia"/>
-          <w:lang w:val="en-US" w:eastAsia="zh-CN"/>
-        </w:rPr>
-      </w:pPr>
-      <w:r>
-        <w:rPr>
-          <w:rFonts w:hint="eastAsia"/>
-          <w:lang w:val="en-US" w:eastAsia="zh-CN"/>
-        </w:rPr>
-        <w:t>隐藏显示通信IO设置区、</w:t>
-      </w:r>
-    </w:p>
-    <w:p>
-      <w:pPr>
-        <w:bidi w:val="0"/>
-        <w:rPr>
-          <w:rFonts w:hint="eastAsia"/>
-          <w:lang w:val="en-US" w:eastAsia="zh-CN"/>
-        </w:rPr>
-      </w:pPr>
-      <w:r>
-        <w:rPr>
-          <w:rFonts w:hint="eastAsia"/>
-          <w:lang w:val="en-US" w:eastAsia="zh-CN"/>
-        </w:rPr>
-        <w:t>隐藏显示多字符发送区、</w:t>
-      </w:r>
-    </w:p>
-    <w:p>
-      <w:pPr>
-        <w:bidi w:val="0"/>
-        <w:rPr>
-          <w:rFonts w:hint="eastAsia"/>
-          <w:lang w:val="en-US" w:eastAsia="zh-CN"/>
-        </w:rPr>
-      </w:pPr>
-      <w:r>
-        <w:rPr>
-          <w:rFonts w:hint="eastAsia"/>
-          <w:lang w:val="en-US" w:eastAsia="zh-CN"/>
-        </w:rPr>
-        <w:t>连接通信IO按钮。</w:t>
-      </w:r>
-    </w:p>
-    <w:p>
-      <w:pPr>
-        <w:rPr>
-          <w:rFonts w:hint="eastAsia"/>
-          <w:lang w:val="en-US" w:eastAsia="zh-CN"/>
-        </w:rPr>
-      </w:pPr>
-    </w:p>
-    <w:p>
-      <w:pPr>
-        <w:pStyle w:val="3"/>
-        <w:bidi w:val="0"/>
-        <w:rPr>
-          <w:rFonts w:hint="eastAsia"/>
-          <w:lang w:val="en-US" w:eastAsia="zh-CN"/>
-        </w:rPr>
-      </w:pPr>
-      <w:r>
-        <w:rPr>
-          <w:rFonts w:hint="eastAsia"/>
-          <w:lang w:val="en-US" w:eastAsia="zh-CN"/>
-        </w:rPr>
-        <w:t>2.2 通信IO设置区</w:t>
-      </w:r>
-    </w:p>
-    <w:p>
-      <w:pPr>
-        <w:pStyle w:val="4"/>
-        <w:bidi w:val="0"/>
-        <w:rPr>
-          <w:rFonts w:hint="default"/>
-          <w:lang w:val="en-US" w:eastAsia="zh-CN"/>
-        </w:rPr>
-      </w:pPr>
-      <w:r>
-        <w:rPr>
-          <w:rFonts w:hint="eastAsia"/>
-          <w:lang w:val="en-US" w:eastAsia="zh-CN"/>
-        </w:rPr>
-        <w:t>2.2.1端口配置区</w:t>
-      </w:r>
-    </w:p>
-    <w:p>
-      <w:pPr>
-        <w:bidi w:val="0"/>
-        <w:rPr>
-          <w:rFonts w:hint="default"/>
-          <w:lang w:val="en-US" w:eastAsia="zh-CN"/>
-        </w:rPr>
-      </w:pPr>
-      <w:r>
-        <w:rPr>
-          <w:rFonts w:hint="eastAsia"/>
-          <w:lang w:val="en-US" w:eastAsia="zh-CN"/>
-        </w:rPr>
-        <w:t>通信IO区可以通过端口配置处配置将要连接的通信方式，包含串口、TCP和UDP。所有的配置再程序打开和关闭的时候都会加载上一次的数据。</w:t>
-      </w:r>
+      <w:bookmarkEnd w:id="2"/>
     </w:p>
     <w:p>
       <w:pPr>
@@ -1158,15 +1755,19 @@
         <w:adjustRightInd/>
         <w:snapToGrid/>
         <w:spacing w:line="240" w:lineRule="auto"/>
-        <w:ind w:left="0" w:leftChars="0" w:firstLine="0" w:firstLineChars="0"/>
+        <w:jc w:val="center"/>
         <w:textAlignment w:val="auto"/>
+        <w:rPr>
+          <w:rFonts w:hint="eastAsia"/>
+          <w:lang w:val="en-US" w:eastAsia="zh-CN"/>
+        </w:rPr>
       </w:pPr>
       <w:r>
         <w:drawing>
           <wp:inline distT="0" distB="0" distL="114300" distR="114300">
-            <wp:extent cx="1694815" cy="1395095"/>
-            <wp:effectExtent l="0" t="0" r="635" b="14605"/>
-            <wp:docPr id="2" name="图片 2"/>
+            <wp:extent cx="438150" cy="1228725"/>
+            <wp:effectExtent l="0" t="0" r="0" b="9525"/>
+            <wp:docPr id="13" name="图片 2"/>
             <wp:cNvGraphicFramePr>
               <a:graphicFrameLocks xmlns:a="http://schemas.openxmlformats.org/drawingml/2006/main" noChangeAspect="1"/>
             </wp:cNvGraphicFramePr>
@@ -1174,7 +1775,7 @@
               <a:graphicData uri="http://schemas.openxmlformats.org/drawingml/2006/picture">
                 <pic:pic xmlns:pic="http://schemas.openxmlformats.org/drawingml/2006/picture">
                   <pic:nvPicPr>
-                    <pic:cNvPr id="2" name="图片 2"/>
+                    <pic:cNvPr id="13" name="图片 2"/>
                     <pic:cNvPicPr>
                       <a:picLocks noChangeAspect="1"/>
                     </pic:cNvPicPr>
@@ -1188,7 +1789,7 @@
                   <pic:spPr>
                     <a:xfrm>
                       <a:off x="0" y="0"/>
-                      <a:ext cx="1694815" cy="1395095"/>
+                      <a:ext cx="438150" cy="1228725"/>
                     </a:xfrm>
                     <a:prstGeom prst="rect">
                       <a:avLst/>
@@ -1204,12 +1805,126 @@
           </wp:inline>
         </w:drawing>
       </w:r>
+    </w:p>
+    <w:p>
+      <w:pPr>
+        <w:bidi w:val="0"/>
+        <w:rPr>
+          <w:rFonts w:hint="eastAsia"/>
+          <w:lang w:val="en-US" w:eastAsia="zh-CN"/>
+        </w:rPr>
+      </w:pPr>
+      <w:r>
+        <w:rPr>
+          <w:rFonts w:hint="eastAsia"/>
+          <w:lang w:val="en-US" w:eastAsia="zh-CN"/>
+        </w:rPr>
+        <w:t>侧边工作栏有3个按钮，从上往下分别是：</w:t>
+      </w:r>
+    </w:p>
+    <w:p>
+      <w:pPr>
+        <w:bidi w:val="0"/>
+        <w:rPr>
+          <w:rFonts w:hint="eastAsia"/>
+          <w:lang w:val="en-US" w:eastAsia="zh-CN"/>
+        </w:rPr>
+      </w:pPr>
+      <w:r>
+        <w:rPr>
+          <w:rFonts w:hint="eastAsia"/>
+          <w:lang w:val="en-US" w:eastAsia="zh-CN"/>
+        </w:rPr>
+        <w:t>1、隐藏/显示通信IO设置区、</w:t>
+      </w:r>
+    </w:p>
+    <w:p>
+      <w:pPr>
+        <w:bidi w:val="0"/>
+        <w:rPr>
+          <w:rFonts w:hint="eastAsia"/>
+          <w:lang w:val="en-US" w:eastAsia="zh-CN"/>
+        </w:rPr>
+      </w:pPr>
+      <w:r>
+        <w:rPr>
+          <w:rFonts w:hint="eastAsia"/>
+          <w:lang w:val="en-US" w:eastAsia="zh-CN"/>
+        </w:rPr>
+        <w:t>2、隐藏/显示多字符发送区、</w:t>
+      </w:r>
+    </w:p>
+    <w:p>
+      <w:pPr>
+        <w:bidi w:val="0"/>
+        <w:rPr>
+          <w:rFonts w:hint="default"/>
+          <w:lang w:val="en-US" w:eastAsia="zh-CN"/>
+        </w:rPr>
+      </w:pPr>
+      <w:r>
+        <w:rPr>
+          <w:rFonts w:hint="eastAsia"/>
+          <w:lang w:val="en-US" w:eastAsia="zh-CN"/>
+        </w:rPr>
+        <w:t>3、连接通信IO按钮。绿色代表连通，红色代表断开。</w:t>
+      </w:r>
+    </w:p>
+    <w:p>
+      <w:pPr>
+        <w:rPr>
+          <w:rFonts w:hint="eastAsia"/>
+          <w:lang w:val="en-US" w:eastAsia="zh-CN"/>
+        </w:rPr>
+      </w:pPr>
+    </w:p>
+    <w:p>
+      <w:pPr>
+        <w:pStyle w:val="3"/>
+        <w:bidi w:val="0"/>
+        <w:rPr>
+          <w:rFonts w:hint="eastAsia"/>
+          <w:lang w:val="en-US" w:eastAsia="zh-CN"/>
+        </w:rPr>
+      </w:pPr>
+      <w:bookmarkStart w:id="3" w:name="_Toc15028"/>
+      <w:r>
+        <w:rPr>
+          <w:rFonts w:hint="eastAsia"/>
+          <w:lang w:val="en-US" w:eastAsia="zh-CN"/>
+        </w:rPr>
+        <w:t>2.2 通信IO设置区</w:t>
+      </w:r>
+      <w:bookmarkEnd w:id="3"/>
+    </w:p>
+    <w:p>
+      <w:pPr>
+        <w:bidi w:val="0"/>
+        <w:rPr>
+          <w:rFonts w:hint="default"/>
+          <w:lang w:val="en-US" w:eastAsia="zh-CN"/>
+        </w:rPr>
+      </w:pPr>
+      <w:r>
+        <w:rPr>
+          <w:rFonts w:hint="eastAsia"/>
+          <w:lang w:val="en-US" w:eastAsia="zh-CN"/>
+        </w:rPr>
+        <w:t>通信IO区可以通过端口配置处配置将要连接的通信方式，包含串口、TCP和UDP。所有的配置再程序打开和关闭的时候都会加载上一次的数据。</w:t>
+      </w:r>
+    </w:p>
+    <w:p>
+      <w:pPr>
+        <w:bidi w:val="0"/>
+        <w:ind w:left="0" w:leftChars="0" w:firstLine="0" w:firstLineChars="0"/>
+        <w:jc w:val="center"/>
+      </w:pPr>
       <w:r>
         <w:drawing>
           <wp:inline distT="0" distB="0" distL="114300" distR="114300">
-            <wp:extent cx="1764030" cy="1395095"/>
-            <wp:effectExtent l="0" t="0" r="7620" b="14605"/>
-            <wp:docPr id="3" name="图片 3"/>
+            <wp:extent cx="5248275" cy="156210"/>
+            <wp:effectExtent l="0" t="0" r="9525" b="15240"/>
+            <wp:docPr id="14" name="图片 3"/>
             <wp:cNvGraphicFramePr>
               <a:graphicFrameLocks xmlns:a="http://schemas.openxmlformats.org/drawingml/2006/main" noChangeAspect="1"/>
             </wp:cNvGraphicFramePr>
@@ -1217,7 +1932,7 @@
               <a:graphicData uri="http://schemas.openxmlformats.org/drawingml/2006/picture">
                 <pic:pic xmlns:pic="http://schemas.openxmlformats.org/drawingml/2006/picture">
                   <pic:nvPicPr>
-                    <pic:cNvPr id="3" name="图片 3"/>
+                    <pic:cNvPr id="14" name="图片 3"/>
                     <pic:cNvPicPr>
                       <a:picLocks noChangeAspect="1"/>
                     </pic:cNvPicPr>
@@ -1231,7 +1946,7 @@
                   <pic:spPr>
                     <a:xfrm>
                       <a:off x="0" y="0"/>
-                      <a:ext cx="1764030" cy="1395095"/>
+                      <a:ext cx="5248275" cy="156210"/>
                     </a:xfrm>
                     <a:prstGeom prst="rect">
                       <a:avLst/>
@@ -1247,12 +1962,19 @@
           </wp:inline>
         </w:drawing>
       </w:r>
+    </w:p>
+    <w:p>
+      <w:pPr>
+        <w:bidi w:val="0"/>
+        <w:ind w:left="0" w:leftChars="0" w:firstLine="0" w:firstLineChars="0"/>
+        <w:jc w:val="center"/>
+      </w:pPr>
       <w:r>
         <w:drawing>
           <wp:inline distT="0" distB="0" distL="114300" distR="114300">
-            <wp:extent cx="1615440" cy="1400810"/>
-            <wp:effectExtent l="0" t="0" r="3810" b="8890"/>
-            <wp:docPr id="4" name="图片 4"/>
+            <wp:extent cx="5272405" cy="134620"/>
+            <wp:effectExtent l="0" t="0" r="4445" b="17780"/>
+            <wp:docPr id="15" name="图片 4"/>
             <wp:cNvGraphicFramePr>
               <a:graphicFrameLocks xmlns:a="http://schemas.openxmlformats.org/drawingml/2006/main" noChangeAspect="1"/>
             </wp:cNvGraphicFramePr>
@@ -1260,7 +1982,7 @@
               <a:graphicData uri="http://schemas.openxmlformats.org/drawingml/2006/picture">
                 <pic:pic xmlns:pic="http://schemas.openxmlformats.org/drawingml/2006/picture">
                   <pic:nvPicPr>
-                    <pic:cNvPr id="4" name="图片 4"/>
+                    <pic:cNvPr id="15" name="图片 4"/>
                     <pic:cNvPicPr>
                       <a:picLocks noChangeAspect="1"/>
                     </pic:cNvPicPr>
@@ -1274,7 +1996,7 @@
                   <pic:spPr>
                     <a:xfrm>
                       <a:off x="0" y="0"/>
-                      <a:ext cx="1615440" cy="1400810"/>
+                      <a:ext cx="5272405" cy="134620"/>
                     </a:xfrm>
                     <a:prstGeom prst="rect">
                       <a:avLst/>
@@ -1293,47 +2015,16 @@
     </w:p>
     <w:p>
       <w:pPr>
-        <w:pStyle w:val="4"/>
-        <w:bidi w:val="0"/>
-        <w:rPr>
-          <w:rFonts w:hint="eastAsia"/>
-          <w:lang w:val="en-US" w:eastAsia="zh-CN"/>
-        </w:rPr>
-      </w:pPr>
-      <w:r>
-        <w:rPr>
-          <w:rFonts w:hint="eastAsia"/>
-          <w:lang w:val="en-US" w:eastAsia="zh-CN"/>
-        </w:rPr>
-        <w:t>2.2.2接收区配置</w:t>
-      </w:r>
-    </w:p>
-    <w:p>
-      <w:pPr>
-        <w:keepNext w:val="0"/>
-        <w:keepLines w:val="0"/>
-        <w:pageBreakBefore w:val="0"/>
-        <w:widowControl w:val="0"/>
-        <w:kinsoku/>
-        <w:wordWrap/>
-        <w:overflowPunct/>
-        <w:topLinePunct w:val="0"/>
-        <w:autoSpaceDE/>
-        <w:autoSpaceDN/>
-        <w:bidi w:val="0"/>
-        <w:adjustRightInd/>
-        <w:snapToGrid/>
-        <w:spacing w:line="240" w:lineRule="auto"/>
+        <w:bidi w:val="0"/>
         <w:ind w:left="0" w:leftChars="0" w:firstLine="0" w:firstLineChars="0"/>
         <w:jc w:val="center"/>
-        <w:textAlignment w:val="auto"/>
       </w:pPr>
       <w:r>
         <w:drawing>
           <wp:inline distT="0" distB="0" distL="114300" distR="114300">
-            <wp:extent cx="1866900" cy="1390650"/>
-            <wp:effectExtent l="0" t="0" r="0" b="0"/>
-            <wp:docPr id="5" name="图片 5"/>
+            <wp:extent cx="5269230" cy="167640"/>
+            <wp:effectExtent l="0" t="0" r="7620" b="3810"/>
+            <wp:docPr id="16" name="图片 5"/>
             <wp:cNvGraphicFramePr>
               <a:graphicFrameLocks xmlns:a="http://schemas.openxmlformats.org/drawingml/2006/main" noChangeAspect="1"/>
             </wp:cNvGraphicFramePr>
@@ -1341,7 +2032,7 @@
               <a:graphicData uri="http://schemas.openxmlformats.org/drawingml/2006/picture">
                 <pic:pic xmlns:pic="http://schemas.openxmlformats.org/drawingml/2006/picture">
                   <pic:nvPicPr>
-                    <pic:cNvPr id="5" name="图片 5"/>
+                    <pic:cNvPr id="16" name="图片 5"/>
                     <pic:cNvPicPr>
                       <a:picLocks noChangeAspect="1"/>
                     </pic:cNvPicPr>
@@ -1355,7 +2046,7 @@
                   <pic:spPr>
                     <a:xfrm>
                       <a:off x="0" y="0"/>
-                      <a:ext cx="1866900" cy="1390650"/>
+                      <a:ext cx="5269230" cy="167640"/>
                     </a:xfrm>
                     <a:prstGeom prst="rect">
                       <a:avLst/>
@@ -1375,150 +2066,19 @@
     <w:p>
       <w:pPr>
         <w:bidi w:val="0"/>
-        <w:rPr>
-          <w:rFonts w:hint="eastAsia"/>
-          <w:lang w:val="en-US" w:eastAsia="zh-CN"/>
-        </w:rPr>
-      </w:pPr>
-      <w:r>
-        <w:rPr>
-          <w:rFonts w:hint="eastAsia"/>
-          <w:lang w:val="en-US" w:eastAsia="zh-CN"/>
-        </w:rPr>
-        <w:t>HEX显示是让文本接收区域显示Hex字符。</w:t>
-      </w:r>
-    </w:p>
-    <w:p>
-      <w:pPr>
-        <w:bidi w:val="0"/>
-        <w:rPr>
-          <w:rFonts w:hint="eastAsia"/>
-          <w:lang w:val="en-US" w:eastAsia="zh-CN"/>
-        </w:rPr>
-      </w:pPr>
-      <w:r>
-        <w:rPr>
-          <w:rFonts w:hint="eastAsia"/>
-          <w:lang w:val="en-US" w:eastAsia="zh-CN"/>
-        </w:rPr>
-        <w:t>时间戳显示就是会显示接收数据的时间。</w:t>
-      </w:r>
-    </w:p>
-    <w:p>
-      <w:pPr>
-        <w:bidi w:val="0"/>
-        <w:rPr>
-          <w:rFonts w:hint="eastAsia"/>
-          <w:lang w:val="en-US" w:eastAsia="zh-CN"/>
-        </w:rPr>
-      </w:pPr>
-      <w:r>
-        <w:rPr>
-          <w:rFonts w:hint="eastAsia"/>
-          <w:lang w:val="en-US" w:eastAsia="zh-CN"/>
-        </w:rPr>
-        <w:t>接收到文件，点击后会在软件目录下建立一个接收文档，接收通信IO接收到的数据，但是需要注意的是，要取消这个Check文件才会保存。</w:t>
-      </w:r>
-    </w:p>
-    <w:p>
-      <w:pPr>
-        <w:bidi w:val="0"/>
-        <w:rPr>
-          <w:rFonts w:hint="default"/>
-          <w:lang w:val="en-US" w:eastAsia="zh-CN"/>
-        </w:rPr>
-      </w:pPr>
-      <w:r>
-        <w:rPr>
-          <w:rFonts w:hint="eastAsia"/>
-          <w:lang w:val="en-US" w:eastAsia="zh-CN"/>
-        </w:rPr>
-        <w:t>编码格式会同时设置发送和接收的编码设置。</w:t>
-      </w:r>
-    </w:p>
-    <w:p>
-      <w:pPr>
-        <w:bidi w:val="0"/>
-        <w:rPr>
-          <w:rFonts w:hint="eastAsia"/>
-          <w:lang w:val="en-US" w:eastAsia="zh-CN"/>
-        </w:rPr>
-      </w:pPr>
-      <w:r>
-        <w:rPr>
-          <w:rFonts w:hint="eastAsia"/>
-          <w:lang w:val="en-US" w:eastAsia="zh-CN"/>
-        </w:rPr>
-        <w:t>清空接受区会把接收的数据，包括波形显示的数据清除。</w:t>
-      </w:r>
-    </w:p>
-    <w:p>
-      <w:pPr>
-        <w:keepNext w:val="0"/>
-        <w:keepLines w:val="0"/>
-        <w:pageBreakBefore w:val="0"/>
-        <w:widowControl w:val="0"/>
-        <w:kinsoku/>
-        <w:wordWrap/>
-        <w:overflowPunct/>
-        <w:topLinePunct w:val="0"/>
-        <w:autoSpaceDE/>
-        <w:autoSpaceDN/>
-        <w:bidi w:val="0"/>
-        <w:adjustRightInd/>
-        <w:snapToGrid/>
-        <w:spacing w:line="240" w:lineRule="auto"/>
-        <w:ind w:left="0" w:leftChars="0" w:firstLine="420" w:firstLineChars="0"/>
-        <w:textAlignment w:val="auto"/>
-        <w:rPr>
-          <w:rFonts w:hint="default"/>
-          <w:lang w:val="en-US" w:eastAsia="zh-CN"/>
-        </w:rPr>
-      </w:pPr>
-    </w:p>
-    <w:p>
-      <w:pPr>
-        <w:pStyle w:val="4"/>
-        <w:bidi w:val="0"/>
-        <w:rPr>
-          <w:rFonts w:hint="eastAsia"/>
-          <w:lang w:val="en-US" w:eastAsia="zh-CN"/>
-        </w:rPr>
-      </w:pPr>
-      <w:r>
-        <w:rPr>
-          <w:rFonts w:hint="eastAsia"/>
-          <w:lang w:val="en-US" w:eastAsia="zh-CN"/>
-        </w:rPr>
-        <w:t>2.2.3发送区配置</w:t>
-      </w:r>
-    </w:p>
-    <w:p>
-      <w:pPr>
-        <w:keepNext w:val="0"/>
-        <w:keepLines w:val="0"/>
-        <w:pageBreakBefore w:val="0"/>
-        <w:widowControl w:val="0"/>
-        <w:kinsoku/>
-        <w:wordWrap/>
-        <w:overflowPunct/>
-        <w:topLinePunct w:val="0"/>
-        <w:autoSpaceDE/>
-        <w:autoSpaceDN/>
-        <w:bidi w:val="0"/>
-        <w:adjustRightInd/>
-        <w:snapToGrid/>
-        <w:spacing w:line="240" w:lineRule="auto"/>
         <w:ind w:left="0" w:leftChars="0" w:firstLine="0" w:firstLineChars="0"/>
         <w:jc w:val="center"/>
-        <w:textAlignment w:val="auto"/>
+        <w:rPr>
+          <w:rFonts w:hint="default"/>
+          <w:lang w:val="en-US" w:eastAsia="zh-CN"/>
+        </w:rPr>
       </w:pPr>
       <w:r>
         <w:drawing>
           <wp:inline distT="0" distB="0" distL="114300" distR="114300">
-            <wp:extent cx="1819275" cy="733425"/>
-            <wp:effectExtent l="0" t="0" r="9525" b="9525"/>
-            <wp:docPr id="6" name="图片 6"/>
+            <wp:extent cx="5269230" cy="178435"/>
+            <wp:effectExtent l="0" t="0" r="7620" b="12065"/>
+            <wp:docPr id="17" name="图片 6"/>
             <wp:cNvGraphicFramePr>
               <a:graphicFrameLocks xmlns:a="http://schemas.openxmlformats.org/drawingml/2006/main" noChangeAspect="1"/>
             </wp:cNvGraphicFramePr>
@@ -1526,7 +2086,7 @@
               <a:graphicData uri="http://schemas.openxmlformats.org/drawingml/2006/picture">
                 <pic:pic xmlns:pic="http://schemas.openxmlformats.org/drawingml/2006/picture">
                   <pic:nvPicPr>
-                    <pic:cNvPr id="6" name="图片 6"/>
+                    <pic:cNvPr id="17" name="图片 6"/>
                     <pic:cNvPicPr>
                       <a:picLocks noChangeAspect="1"/>
                     </pic:cNvPicPr>
@@ -1540,7 +2100,7 @@
                   <pic:spPr>
                     <a:xfrm>
                       <a:off x="0" y="0"/>
-                      <a:ext cx="1819275" cy="733425"/>
+                      <a:ext cx="5269230" cy="178435"/>
                     </a:xfrm>
                     <a:prstGeom prst="rect">
                       <a:avLst/>
@@ -1570,61 +2130,260 @@
           <w:rFonts w:hint="eastAsia"/>
           <w:lang w:val="en-US" w:eastAsia="zh-CN"/>
         </w:rPr>
-        <w:t>发送新行就是在字符发送结尾发出</w:t>
-      </w:r>
-      <w:r>
+        <w:t>注意：TCP 的连接 如果使用了VPN 有可能失败。还有就是目前的连接，需要使用IPV4的地址，直接使用域名的连接我没尝试过，但是应该不行。</w:t>
+      </w:r>
+    </w:p>
+    <w:p>
+      <w:pPr>
+        <w:pStyle w:val="3"/>
+        <w:bidi w:val="0"/>
+        <w:rPr>
+          <w:rFonts w:hint="eastAsia"/>
+          <w:lang w:val="en-US" w:eastAsia="zh-CN"/>
+        </w:rPr>
+      </w:pPr>
+      <w:bookmarkStart w:id="4" w:name="_Toc15628"/>
+      <w:r>
+        <w:rPr>
+          <w:rFonts w:hint="eastAsia"/>
+          <w:lang w:val="en-US" w:eastAsia="zh-CN"/>
+        </w:rPr>
+        <w:t>2.3 接收多功能区</w:t>
+      </w:r>
+      <w:bookmarkEnd w:id="4"/>
+    </w:p>
+    <w:p>
+      <w:pPr>
+        <w:pStyle w:val="4"/>
+        <w:bidi w:val="0"/>
+        <w:rPr>
+          <w:rFonts w:hint="eastAsia"/>
+          <w:lang w:val="en-US" w:eastAsia="zh-CN"/>
+        </w:rPr>
+      </w:pPr>
+      <w:bookmarkStart w:id="5" w:name="_Toc17039"/>
+      <w:r>
+        <w:rPr>
+          <w:rFonts w:hint="eastAsia"/>
+          <w:lang w:val="en-US" w:eastAsia="zh-CN"/>
+        </w:rPr>
+        <w:t>2.3.1文本接收</w:t>
+      </w:r>
+      <w:bookmarkEnd w:id="5"/>
+    </w:p>
+    <w:p>
+      <w:pPr>
+        <w:bidi w:val="0"/>
+        <w:rPr>
+          <w:rFonts w:hint="eastAsia"/>
+          <w:lang w:val="en-US" w:eastAsia="zh-CN"/>
+        </w:rPr>
+      </w:pPr>
+      <w:r>
+        <w:rPr>
+          <w:rFonts w:hint="eastAsia"/>
+          <w:lang w:val="en-US" w:eastAsia="zh-CN"/>
+        </w:rPr>
+        <w:t>就是正常的接收文本的框，但是这个框可以输入，也就是说它可以支持串口终端一样的功能，方便调试嵌入式。</w:t>
+      </w:r>
+    </w:p>
+    <w:p>
+      <w:pPr>
+        <w:keepNext w:val="0"/>
+        <w:keepLines w:val="0"/>
+        <w:pageBreakBefore w:val="0"/>
+        <w:widowControl w:val="0"/>
+        <w:kinsoku/>
+        <w:wordWrap/>
+        <w:overflowPunct/>
+        <w:topLinePunct w:val="0"/>
+        <w:autoSpaceDE/>
+        <w:autoSpaceDN/>
+        <w:bidi w:val="0"/>
+        <w:adjustRightInd/>
+        <w:snapToGrid/>
+        <w:spacing w:line="240" w:lineRule="auto"/>
+        <w:ind w:left="0" w:leftChars="0" w:firstLine="0" w:firstLineChars="0"/>
+        <w:textAlignment w:val="auto"/>
+      </w:pPr>
+      <w:r>
+        <w:drawing>
+          <wp:inline distT="0" distB="0" distL="114300" distR="114300">
+            <wp:extent cx="5269865" cy="3261360"/>
+            <wp:effectExtent l="0" t="0" r="6985" b="15240"/>
+            <wp:docPr id="18" name="图片 7"/>
+            <wp:cNvGraphicFramePr>
+              <a:graphicFrameLocks xmlns:a="http://schemas.openxmlformats.org/drawingml/2006/main" noChangeAspect="1"/>
+            </wp:cNvGraphicFramePr>
+            <a:graphic xmlns:a="http://schemas.openxmlformats.org/drawingml/2006/main">
+              <a:graphicData uri="http://schemas.openxmlformats.org/drawingml/2006/picture">
+                <pic:pic xmlns:pic="http://schemas.openxmlformats.org/drawingml/2006/picture">
+                  <pic:nvPicPr>
+                    <pic:cNvPr id="18" name="图片 7"/>
+                    <pic:cNvPicPr>
+                      <a:picLocks noChangeAspect="1"/>
+                    </pic:cNvPicPr>
+                  </pic:nvPicPr>
+                  <pic:blipFill>
+                    <a:blip r:embed="rId12"/>
+                    <a:stretch>
+                      <a:fillRect/>
+                    </a:stretch>
+                  </pic:blipFill>
+                  <pic:spPr>
+                    <a:xfrm>
+                      <a:off x="0" y="0"/>
+                      <a:ext cx="5269865" cy="3261360"/>
+                    </a:xfrm>
+                    <a:prstGeom prst="rect">
+                      <a:avLst/>
+                    </a:prstGeom>
+                    <a:noFill/>
+                    <a:ln>
+                      <a:noFill/>
+                    </a:ln>
+                  </pic:spPr>
+                </pic:pic>
+              </a:graphicData>
+            </a:graphic>
+          </wp:inline>
+        </w:drawing>
+      </w:r>
+    </w:p>
+    <w:p>
+      <w:pPr>
+        <w:bidi w:val="0"/>
+        <w:rPr>
+          <w:rFonts w:hint="eastAsia"/>
+          <w:lang w:val="en-US" w:eastAsia="zh-CN"/>
+        </w:rPr>
+      </w:pPr>
+      <w:r>
+        <w:rPr>
+          <w:rFonts w:hint="eastAsia"/>
+          <w:lang w:val="en-US" w:eastAsia="zh-CN"/>
+        </w:rPr>
+        <w:t>可以做以下勾选。</w:t>
+      </w:r>
+    </w:p>
+    <w:p>
+      <w:pPr>
+        <w:numPr>
+          <w:ilvl w:val="0"/>
+          <w:numId w:val="1"/>
+        </w:numPr>
+        <w:bidi w:val="0"/>
+        <w:rPr>
+          <w:rFonts w:hint="eastAsia"/>
+          <w:lang w:val="en-US" w:eastAsia="zh-CN"/>
+        </w:rPr>
+      </w:pPr>
+      <w:r>
+        <w:rPr>
+          <w:rFonts w:hint="eastAsia"/>
+          <w:lang w:val="en-US" w:eastAsia="zh-CN"/>
+        </w:rPr>
+        <w:t>Hex。返回显示的数据就是16进制。</w:t>
+      </w:r>
+    </w:p>
+    <w:p>
+      <w:pPr>
+        <w:numPr>
+          <w:ilvl w:val="0"/>
+          <w:numId w:val="1"/>
+        </w:numPr>
+        <w:bidi w:val="0"/>
         <w:rPr>
           <w:rFonts w:hint="default"/>
           <w:lang w:val="en-US" w:eastAsia="zh-CN"/>
         </w:rPr>
-        <w:t>”</w:t>
-      </w:r>
-      <w:r>
-        <w:rPr>
-          <w:rFonts w:hint="eastAsia"/>
-          <w:lang w:val="en-US" w:eastAsia="zh-CN"/>
-        </w:rPr>
-        <w:t>\r\n</w:t>
-      </w:r>
-      <w:r>
+      </w:pPr>
+      <w:r>
+        <w:rPr>
+          <w:rFonts w:hint="eastAsia"/>
+          <w:lang w:val="en-US" w:eastAsia="zh-CN"/>
+        </w:rPr>
+        <w:t>时间戳。返回的数据会显示时间。但是现在没做超时分包，所以有可能这个时间会连得比较紧。</w:t>
+      </w:r>
+    </w:p>
+    <w:p>
+      <w:pPr>
+        <w:numPr>
+          <w:ilvl w:val="0"/>
+          <w:numId w:val="1"/>
+        </w:numPr>
+        <w:bidi w:val="0"/>
         <w:rPr>
           <w:rFonts w:hint="default"/>
           <w:lang w:val="en-US" w:eastAsia="zh-CN"/>
         </w:rPr>
-        <w:t>”</w:t>
-      </w:r>
-    </w:p>
-    <w:p>
-      <w:pPr>
-        <w:bidi w:val="0"/>
-        <w:rPr>
-          <w:rFonts w:hint="eastAsia"/>
-          <w:lang w:val="en-US" w:eastAsia="zh-CN"/>
-        </w:rPr>
-      </w:pPr>
-      <w:r>
-        <w:rPr>
-          <w:rFonts w:hint="eastAsia"/>
-          <w:lang w:val="en-US" w:eastAsia="zh-CN"/>
-        </w:rPr>
-        <w:t>发送回显就是在接收框中显示发送的字符串。</w:t>
-      </w:r>
-    </w:p>
-    <w:p>
-      <w:pPr>
-        <w:pStyle w:val="3"/>
-        <w:bidi w:val="0"/>
-        <w:rPr>
-          <w:rFonts w:hint="eastAsia"/>
-          <w:lang w:val="en-US" w:eastAsia="zh-CN"/>
-        </w:rPr>
-      </w:pPr>
-      <w:r>
-        <w:rPr>
-          <w:rFonts w:hint="eastAsia"/>
-          <w:lang w:val="en-US" w:eastAsia="zh-CN"/>
-        </w:rPr>
-        <w:t>2.3 接收多功能区</w:t>
+      </w:pPr>
+      <w:r>
+        <w:rPr>
+          <w:rFonts w:hint="eastAsia"/>
+          <w:lang w:val="en-US" w:eastAsia="zh-CN"/>
+        </w:rPr>
+        <w:t>接收到文件。勾选后会保存文件到指定的路径下，最好停止保存的时候取消勾选，不要直接把软件×掉。</w:t>
+      </w:r>
+    </w:p>
+    <w:p>
+      <w:pPr>
+        <w:numPr>
+          <w:ilvl w:val="0"/>
+          <w:numId w:val="1"/>
+        </w:numPr>
+        <w:bidi w:val="0"/>
+        <w:rPr>
+          <w:rFonts w:hint="default"/>
+          <w:lang w:val="en-US" w:eastAsia="zh-CN"/>
+        </w:rPr>
+      </w:pPr>
+      <w:r>
+        <w:rPr>
+          <w:rFonts w:hint="eastAsia"/>
+          <w:lang w:val="en-US" w:eastAsia="zh-CN"/>
+        </w:rPr>
+        <w:t>发送回显。就是发送的内容会回环显示。</w:t>
+      </w:r>
+    </w:p>
+    <w:p>
+      <w:pPr>
+        <w:numPr>
+          <w:ilvl w:val="0"/>
+          <w:numId w:val="1"/>
+        </w:numPr>
+        <w:bidi w:val="0"/>
+        <w:rPr>
+          <w:rFonts w:hint="default"/>
+          <w:lang w:val="en-US" w:eastAsia="zh-CN"/>
+        </w:rPr>
+      </w:pPr>
+      <w:r>
+        <w:rPr>
+          <w:rFonts w:hint="eastAsia"/>
+          <w:lang w:val="en-US" w:eastAsia="zh-CN"/>
+        </w:rPr>
+        <w:t>终端模式。勾上的话，就能进行文本框输入，输入就相当于通信IO在发送字符，方便嵌入式命令行调试。但是如果只是想显示数据，建议取消勾选，因为命令行有些指令，比如0x08退格，如果你处于终端模式下疯狂发出这个字节，会解析失败，甚至导致软件卡死。因为在命令行模式下，一般都不会有这些不可见的字符。</w:t>
+      </w:r>
+    </w:p>
+    <w:p>
+      <w:pPr>
+        <w:numPr>
+          <w:ilvl w:val="0"/>
+          <w:numId w:val="1"/>
+        </w:numPr>
+        <w:bidi w:val="0"/>
+        <w:rPr>
+          <w:rFonts w:hint="default"/>
+          <w:lang w:val="en-US" w:eastAsia="zh-CN"/>
+        </w:rPr>
+      </w:pPr>
+      <w:r>
+        <w:rPr>
+          <w:rFonts w:hint="eastAsia"/>
+          <w:lang w:val="en-US" w:eastAsia="zh-CN"/>
+        </w:rPr>
+        <w:t>编码格式。目前只支持UTF-8和GBK。</w:t>
       </w:r>
     </w:p>
     <w:p>
@@ -1632,43 +2391,11 @@
         <w:pStyle w:val="4"/>
         <w:bidi w:val="0"/>
         <w:rPr>
-          <w:rFonts w:hint="eastAsia"/>
-          <w:lang w:val="en-US" w:eastAsia="zh-CN"/>
-        </w:rPr>
-      </w:pPr>
-      <w:r>
-        <w:rPr>
-          <w:rFonts w:hint="eastAsia"/>
-          <w:lang w:val="en-US" w:eastAsia="zh-CN"/>
-        </w:rPr>
-        <w:t>2.3.1文本接收</w:t>
-      </w:r>
-    </w:p>
-    <w:p>
-      <w:pPr>
-        <w:bidi w:val="0"/>
-        <w:rPr>
-          <w:rFonts w:hint="eastAsia"/>
-          <w:lang w:val="en-US" w:eastAsia="zh-CN"/>
-        </w:rPr>
-      </w:pPr>
-      <w:r>
-        <w:rPr>
-          <w:rFonts w:hint="eastAsia"/>
-          <w:lang w:val="en-US" w:eastAsia="zh-CN"/>
-        </w:rPr>
-        <w:t>就是正常的接收文本的框，但是这个框可以输入，也就是说它可以支持串口终端一样的功能，方便调试嵌入式。</w:t>
-      </w:r>
-    </w:p>
-    <w:p>
-      <w:pPr>
-        <w:pStyle w:val="4"/>
-        <w:bidi w:val="0"/>
-        <w:rPr>
           <w:rFonts w:hint="default"/>
           <w:lang w:val="en-US" w:eastAsia="zh-CN"/>
         </w:rPr>
       </w:pPr>
+      <w:bookmarkStart w:id="6" w:name="_Toc28176"/>
       <w:r>
         <w:rPr>
           <w:rFonts w:hint="eastAsia"/>
@@ -1676,6 +2403,7 @@
         </w:rPr>
         <w:t>2.3.2波形显示</w:t>
       </w:r>
+      <w:bookmarkEnd w:id="6"/>
     </w:p>
     <w:p>
       <w:pPr>
@@ -1719,7 +2447,7 @@
                     </pic:cNvPicPr>
                   </pic:nvPicPr>
                   <pic:blipFill>
-                    <a:blip r:embed="rId12"/>
+                    <a:blip r:embed="rId13"/>
                     <a:stretch>
                       <a:fillRect/>
                     </a:stretch>
@@ -1804,6 +2532,7 @@
           <w:lang w:val="en-US" w:eastAsia="zh-CN"/>
         </w:rPr>
       </w:pPr>
+      <w:bookmarkStart w:id="7" w:name="_Toc21088"/>
       <w:r>
         <w:rPr>
           <w:rFonts w:hint="eastAsia"/>
@@ -1811,6 +2540,7 @@
         </w:rPr>
         <w:t>2.4 发送多功能区</w:t>
       </w:r>
+      <w:bookmarkEnd w:id="7"/>
     </w:p>
     <w:p>
       <w:pPr>
@@ -1821,6 +2551,7 @@
           <w:lang w:val="en-US" w:eastAsia="zh-CN"/>
         </w:rPr>
       </w:pPr>
+      <w:bookmarkStart w:id="8" w:name="_Toc24617"/>
       <w:r>
         <w:rPr>
           <w:rFonts w:hint="eastAsia"/>
@@ -1828,6 +2559,7 @@
         </w:rPr>
         <w:t>2.4.1基础发送</w:t>
       </w:r>
+      <w:bookmarkEnd w:id="8"/>
       <w:r>
         <w:rPr>
           <w:rFonts w:hint="eastAsia"/>
@@ -1875,7 +2607,7 @@
                     </pic:cNvPicPr>
                   </pic:nvPicPr>
                   <pic:blipFill>
-                    <a:blip r:embed="rId13"/>
+                    <a:blip r:embed="rId14"/>
                     <a:stretch>
                       <a:fillRect/>
                     </a:stretch>
@@ -1925,6 +2657,7 @@
           <w:lang w:val="en-US" w:eastAsia="zh-CN"/>
         </w:rPr>
       </w:pPr>
+      <w:bookmarkStart w:id="9" w:name="_Toc30993"/>
       <w:r>
         <w:rPr>
           <w:rFonts w:hint="eastAsia"/>
@@ -1932,6 +2665,7 @@
         </w:rPr>
         <w:t>2.4.2协议发送</w:t>
       </w:r>
+      <w:bookmarkEnd w:id="9"/>
       <w:r>
         <w:rPr>
           <w:rFonts w:hint="eastAsia"/>
@@ -1979,7 +2713,7 @@
                     </pic:cNvPicPr>
                   </pic:nvPicPr>
                   <pic:blipFill>
-                    <a:blip r:embed="rId14"/>
+                    <a:blip r:embed="rId15"/>
                     <a:stretch>
                       <a:fillRect/>
                     </a:stretch>
@@ -2017,8 +2751,17 @@
           <w:rFonts w:hint="eastAsia"/>
           <w:lang w:val="en-US" w:eastAsia="zh-CN"/>
         </w:rPr>
-        <w:t>文件选择这些和基础发送中一样，主要是这里发送协议，目前支持xmodem的128和1024协议。</w:t>
-      </w:r>
+        <w:t>文件选择这些和基础发送中一样，主要是这里发送协议，目前支持xmodem的128和1024协议和ymodem协议的128和1024协议。最多能保存5条历史信息，保存的文件信息可通过右键删除。</w:t>
+      </w:r>
+    </w:p>
+    <w:p>
+      <w:pPr>
+        <w:bidi w:val="0"/>
+        <w:rPr>
+          <w:rFonts w:hint="eastAsia"/>
+          <w:lang w:val="en-US" w:eastAsia="zh-CN"/>
+        </w:rPr>
+      </w:pPr>
     </w:p>
     <w:p>
       <w:pPr>
@@ -2029,6 +2772,7 @@
           <w:lang w:val="en-US" w:eastAsia="zh-CN"/>
         </w:rPr>
       </w:pPr>
+      <w:bookmarkStart w:id="10" w:name="_Toc20547"/>
       <w:r>
         <w:rPr>
           <w:rFonts w:hint="eastAsia"/>
@@ -2036,6 +2780,7 @@
         </w:rPr>
         <w:t>2.4.3文件转换</w:t>
       </w:r>
+      <w:bookmarkEnd w:id="10"/>
     </w:p>
     <w:p>
       <w:pPr>
@@ -2076,7 +2821,7 @@
                     </pic:cNvPicPr>
                   </pic:nvPicPr>
                   <pic:blipFill>
-                    <a:blip r:embed="rId15"/>
+                    <a:blip r:embed="rId16"/>
                     <a:stretch>
                       <a:fillRect/>
                     </a:stretch>
@@ -2126,6 +2871,7 @@
           <w:lang w:val="en-US" w:eastAsia="zh-CN"/>
         </w:rPr>
       </w:pPr>
+      <w:bookmarkStart w:id="11" w:name="_Toc27362"/>
       <w:r>
         <w:rPr>
           <w:rFonts w:hint="eastAsia"/>
@@ -2133,6 +2879,7 @@
         </w:rPr>
         <w:t>2.5 多字符发送区</w:t>
       </w:r>
+      <w:bookmarkEnd w:id="11"/>
     </w:p>
     <w:p>
       <w:pPr>
@@ -2147,7 +2894,7 @@
           <w:rFonts w:hint="eastAsia"/>
           <w:lang w:val="en-US" w:eastAsia="zh-CN"/>
         </w:rPr>
-        <w:t>这部分循环发送数字越小发送优先级越高，为0时循环发送不发送。最后面的1000那一栏是设置发送后的延时时间。最前面的checkbox勾上就是发送Hex文件。双击文本框可以给按钮添加注释。ini下拉框会根据目前选择的ini文件显示不同的发送组。可新建ini，这些ini会保存在用户目录的Config/多字符配置文件下。</w:t>
+        <w:t>这部分循环发送数字越小发送优先级越高，为0时循环发送不发送。最后面的1000那一栏是设置发送后的延时时间。最前面的checkbox勾上就是发送Hex文件。ini下拉框会根据目前选择的ini文件显示不同的发送组。可新建ini，这些ini会保存在用户目录的Config/多字符配置文件下。</w:t>
       </w:r>
     </w:p>
     <w:p>
@@ -2189,7 +2936,7 @@
                     </pic:cNvPicPr>
                   </pic:nvPicPr>
                   <pic:blipFill>
-                    <a:blip r:embed="rId16"/>
+                    <a:blip r:embed="rId17"/>
                     <a:stretch>
                       <a:fillRect/>
                     </a:stretch>
@@ -2223,6 +2970,7 @@
           <w:lang w:val="en-US" w:eastAsia="zh-CN"/>
         </w:rPr>
       </w:pPr>
+      <w:bookmarkStart w:id="12" w:name="_Toc26770"/>
       <w:r>
         <w:rPr>
           <w:rFonts w:hint="eastAsia"/>
@@ -2230,6 +2978,7 @@
         </w:rPr>
         <w:t>2.6 状态显示区</w:t>
       </w:r>
+      <w:bookmarkEnd w:id="12"/>
     </w:p>
     <w:p>
       <w:pPr>
@@ -2244,7 +2993,7 @@
           <w:rFonts w:hint="eastAsia"/>
           <w:lang w:val="en-US" w:eastAsia="zh-CN"/>
         </w:rPr>
-        <w:t>这个比较简单，就是会显示一些发送接收计数什么的。</w:t>
+        <w:t>这个比较简单，就是会显示一些发送接收计数什么的。还有显示当前通信IO的状态。以及我的项目地址跳转。</w:t>
       </w:r>
     </w:p>
     <w:p>
@@ -2271,6 +3020,49 @@
           <w:lang w:val="en-US" w:eastAsia="zh-CN"/>
         </w:rPr>
       </w:pPr>
+      <w:r>
+        <w:drawing>
+          <wp:inline distT="0" distB="0" distL="114300" distR="114300">
+            <wp:extent cx="5267325" cy="188595"/>
+            <wp:effectExtent l="0" t="0" r="9525" b="1905"/>
+            <wp:docPr id="19" name="图片 8"/>
+            <wp:cNvGraphicFramePr>
+              <a:graphicFrameLocks xmlns:a="http://schemas.openxmlformats.org/drawingml/2006/main" noChangeAspect="1"/>
+            </wp:cNvGraphicFramePr>
+            <a:graphic xmlns:a="http://schemas.openxmlformats.org/drawingml/2006/main">
+              <a:graphicData uri="http://schemas.openxmlformats.org/drawingml/2006/picture">
+                <pic:pic xmlns:pic="http://schemas.openxmlformats.org/drawingml/2006/picture">
+                  <pic:nvPicPr>
+                    <pic:cNvPr id="19" name="图片 8"/>
+                    <pic:cNvPicPr>
+                      <a:picLocks noChangeAspect="1"/>
+                    </pic:cNvPicPr>
+                  </pic:nvPicPr>
+                  <pic:blipFill>
+                    <a:blip r:embed="rId18"/>
+                    <a:stretch>
+                      <a:fillRect/>
+                    </a:stretch>
+                  </pic:blipFill>
+                  <pic:spPr>
+                    <a:xfrm>
+                      <a:off x="0" y="0"/>
+                      <a:ext cx="5267325" cy="188595"/>
+                    </a:xfrm>
+                    <a:prstGeom prst="rect">
+                      <a:avLst/>
+                    </a:prstGeom>
+                    <a:noFill/>
+                    <a:ln>
+                      <a:noFill/>
+                    </a:ln>
+                  </pic:spPr>
+                </pic:pic>
+              </a:graphicData>
+            </a:graphic>
+          </wp:inline>
+        </w:drawing>
+      </w:r>
     </w:p>
     <w:sectPr>
       <w:pgSz w:w="11906" w:h="16838"/>
@@ -2370,21 +3162,9 @@
 <file path=word/numbering.xml><?xml version="1.0" encoding="utf-8"?>
 <w:numbering xmlns:wpc="http://schemas.microsoft.com/office/word/2010/wordprocessingCanvas" xmlns:mc="http://schemas.openxmlformats.org/markup-compatibility/2006" xmlns:o="urn:schemas-microsoft-com:office:office" xmlns:r="http://schemas.openxmlformats.org/officeDocument/2006/relationships" xmlns:m="http://schemas.openxmlformats.org/officeDocument/2006/math" xmlns:v="urn:schemas-microsoft-com:vml" xmlns:wp14="http://schemas.microsoft.com/office/word/2010/wordprocessingDrawing" xmlns:wp="http://schemas.openxmlformats.org/drawingml/2006/wordprocessingDrawing" xmlns:w10="urn:schemas-microsoft-com:office:word" xmlns:w="http://schemas.openxmlformats.org/wordprocessingml/2006/main" xmlns:w14="http://schemas.microsoft.com/office/word/2010/wordml" xmlns:wpg="http://schemas.microsoft.com/office/word/2010/wordprocessingGroup" xmlns:wpi="http://schemas.microsoft.com/office/word/2010/wordprocessingInk" xmlns:wne="http://schemas.microsoft.com/office/word/2006/wordml" xmlns:wps="http://schemas.microsoft.com/office/word/2010/wordprocessingShape" xmlns:wpsCustomData="http://www.wps.cn/officeDocument/2013/wpsCustomData" mc:Ignorable="w14 wp14">
   <w:abstractNum w:abstractNumId="0">
-    <w:nsid w:val="D7E56FE6"/>
+    <w:nsid w:val="283E2C0B"/>
     <w:multiLevelType w:val="singleLevel"/>
-    <w:tmpl w:val="D7E56FE6"/>
-    <w:lvl w:ilvl="0" w:tentative="0">
-      <w:start w:val="1"/>
-      <w:numFmt w:val="decimal"/>
-      <w:suff w:val="nothing"/>
-      <w:lvlText w:val="%1、"/>
-      <w:lvlJc w:val="left"/>
-    </w:lvl>
-  </w:abstractNum>
-  <w:abstractNum w:abstractNumId="1">
-    <w:nsid w:val="06BFCB2A"/>
-    <w:multiLevelType w:val="singleLevel"/>
-    <w:tmpl w:val="06BFCB2A"/>
+    <w:tmpl w:val="283E2C0B"/>
     <w:lvl w:ilvl="0" w:tentative="0">
       <w:start w:val="1"/>
       <w:numFmt w:val="decimal"/>
@@ -2395,9 +3175,6 @@
   </w:abstractNum>
   <w:num w:numId="1">
     <w:abstractNumId w:val="0"/>
-  </w:num>
-  <w:num w:numId="2">
-    <w:abstractNumId w:val="1"/>
   </w:num>
 </w:numbering>
 </file>
@@ -2685,7 +3462,7 @@
     <w:name w:val="heading 1"/>
     <w:basedOn w:val="1"/>
     <w:next w:val="1"/>
-    <w:link w:val="29"/>
+    <w:link w:val="30"/>
     <w:autoRedefine/>
     <w:qFormat/>
     <w:uiPriority w:val="9"/>
@@ -2710,7 +3487,7 @@
     <w:name w:val="heading 2"/>
     <w:basedOn w:val="1"/>
     <w:next w:val="1"/>
-    <w:link w:val="30"/>
+    <w:link w:val="31"/>
     <w:autoRedefine/>
     <w:unhideWhenUsed/>
     <w:qFormat/>
@@ -2734,7 +3511,7 @@
     <w:name w:val="heading 3"/>
     <w:basedOn w:val="1"/>
     <w:next w:val="1"/>
-    <w:link w:val="31"/>
+    <w:link w:val="32"/>
     <w:autoRedefine/>
     <w:unhideWhenUsed/>
     <w:qFormat/>
@@ -2756,7 +3533,7 @@
     <w:name w:val="heading 4"/>
     <w:basedOn w:val="1"/>
     <w:next w:val="1"/>
-    <w:link w:val="32"/>
+    <w:link w:val="33"/>
     <w:autoRedefine/>
     <w:unhideWhenUsed/>
     <w:qFormat/>
@@ -2779,7 +3556,7 @@
     <w:name w:val="heading 5"/>
     <w:basedOn w:val="1"/>
     <w:next w:val="1"/>
-    <w:link w:val="37"/>
+    <w:link w:val="38"/>
     <w:autoRedefine/>
     <w:unhideWhenUsed/>
     <w:qFormat/>
@@ -2840,7 +3617,7 @@
     <w:name w:val="caption"/>
     <w:basedOn w:val="1"/>
     <w:next w:val="1"/>
-    <w:link w:val="38"/>
+    <w:link w:val="39"/>
     <w:autoRedefine/>
     <w:unhideWhenUsed/>
     <w:qFormat/>
@@ -2926,7 +3703,7 @@
   <w:style w:type="paragraph" w:styleId="13">
     <w:name w:val="footer"/>
     <w:basedOn w:val="1"/>
-    <w:link w:val="28"/>
+    <w:link w:val="29"/>
     <w:autoRedefine/>
     <w:unhideWhenUsed/>
     <w:qFormat/>
@@ -2948,7 +3725,7 @@
   <w:style w:type="paragraph" w:styleId="14">
     <w:name w:val="header"/>
     <w:basedOn w:val="1"/>
-    <w:link w:val="27"/>
+    <w:link w:val="28"/>
     <w:autoRedefine/>
     <w:unhideWhenUsed/>
     <w:qFormat/>
@@ -3004,7 +3781,7 @@
     <w:name w:val="Subtitle"/>
     <w:basedOn w:val="1"/>
     <w:next w:val="1"/>
-    <w:link w:val="34"/>
+    <w:link w:val="35"/>
     <w:autoRedefine/>
     <w:qFormat/>
     <w:uiPriority w:val="11"/>
@@ -3075,7 +3852,7 @@
     <w:name w:val="Title"/>
     <w:basedOn w:val="1"/>
     <w:next w:val="1"/>
-    <w:link w:val="33"/>
+    <w:link w:val="34"/>
     <w:autoRedefine/>
     <w:qFormat/>
     <w:uiPriority w:val="10"/>
@@ -3153,7 +3930,16 @@
     <w:qFormat/>
     <w:uiPriority w:val="0"/>
   </w:style>
-  <w:style w:type="character" w:customStyle="1" w:styleId="27">
+  <w:style w:type="character" w:styleId="27">
+    <w:name w:val="Hyperlink"/>
+    <w:basedOn w:val="25"/>
+    <w:uiPriority w:val="0"/>
+    <w:rPr>
+      <w:color w:val="0000FF"/>
+      <w:u w:val="single"/>
+    </w:rPr>
+  </w:style>
+  <w:style w:type="character" w:customStyle="1" w:styleId="28">
     <w:name w:val="页眉 字符"/>
     <w:basedOn w:val="25"/>
     <w:link w:val="14"/>
@@ -3165,7 +3951,7 @@
       <w:szCs w:val="18"/>
     </w:rPr>
   </w:style>
-  <w:style w:type="character" w:customStyle="1" w:styleId="28">
+  <w:style w:type="character" w:customStyle="1" w:styleId="29">
     <w:name w:val="页脚 字符"/>
     <w:basedOn w:val="25"/>
     <w:link w:val="13"/>
@@ -3177,7 +3963,7 @@
       <w:szCs w:val="18"/>
     </w:rPr>
   </w:style>
-  <w:style w:type="character" w:customStyle="1" w:styleId="29">
+  <w:style w:type="character" w:customStyle="1" w:styleId="30">
     <w:name w:val="标题 1 字符"/>
     <w:basedOn w:val="25"/>
     <w:link w:val="2"/>
@@ -3192,7 +3978,7 @@
       <w:szCs w:val="44"/>
     </w:rPr>
   </w:style>
-  <w:style w:type="character" w:customStyle="1" w:styleId="30">
+  <w:style w:type="character" w:customStyle="1" w:styleId="31">
     <w:name w:val="标题 2 字符"/>
     <w:basedOn w:val="25"/>
     <w:link w:val="3"/>
@@ -3206,7 +3992,7 @@
       <w:szCs w:val="32"/>
     </w:rPr>
   </w:style>
-  <w:style w:type="character" w:customStyle="1" w:styleId="31">
+  <w:style w:type="character" w:customStyle="1" w:styleId="32">
     <w:name w:val="标题 3 字符"/>
     <w:basedOn w:val="25"/>
     <w:link w:val="4"/>
@@ -3219,7 +4005,7 @@
       <w:szCs w:val="32"/>
     </w:rPr>
   </w:style>
-  <w:style w:type="character" w:customStyle="1" w:styleId="32">
+  <w:style w:type="character" w:customStyle="1" w:styleId="33">
     <w:name w:val="标题 4 字符"/>
     <w:basedOn w:val="25"/>
     <w:link w:val="5"/>
@@ -3233,7 +4019,7 @@
       <w:szCs w:val="28"/>
     </w:rPr>
   </w:style>
-  <w:style w:type="character" w:customStyle="1" w:styleId="33">
+  <w:style w:type="character" w:customStyle="1" w:styleId="34">
     <w:name w:val="标题 字符"/>
     <w:basedOn w:val="25"/>
     <w:link w:val="21"/>
@@ -3247,7 +4033,7 @@
       <w:szCs w:val="32"/>
     </w:rPr>
   </w:style>
-  <w:style w:type="character" w:customStyle="1" w:styleId="34">
+  <w:style w:type="character" w:customStyle="1" w:styleId="35">
     <w:name w:val="副标题 字符"/>
     <w:basedOn w:val="25"/>
     <w:link w:val="17"/>
@@ -3263,10 +4049,10 @@
       <w:szCs w:val="32"/>
     </w:rPr>
   </w:style>
-  <w:style w:type="paragraph" w:customStyle="1" w:styleId="35">
+  <w:style w:type="paragraph" w:customStyle="1" w:styleId="36">
     <w:name w:val="参考文献"/>
     <w:basedOn w:val="1"/>
-    <w:link w:val="36"/>
+    <w:link w:val="37"/>
     <w:autoRedefine/>
     <w:qFormat/>
     <w:uiPriority w:val="0"/>
@@ -3282,10 +4068,10 @@
       <w:szCs w:val="21"/>
     </w:rPr>
   </w:style>
-  <w:style w:type="character" w:customStyle="1" w:styleId="36">
+  <w:style w:type="character" w:customStyle="1" w:styleId="37">
     <w:name w:val="参考文献 字符"/>
     <w:basedOn w:val="25"/>
-    <w:link w:val="35"/>
+    <w:link w:val="36"/>
     <w:autoRedefine/>
     <w:qFormat/>
     <w:uiPriority w:val="0"/>
@@ -3296,7 +4082,7 @@
       <w:szCs w:val="21"/>
     </w:rPr>
   </w:style>
-  <w:style w:type="character" w:customStyle="1" w:styleId="37">
+  <w:style w:type="character" w:customStyle="1" w:styleId="38">
     <w:name w:val="标题 5 字符"/>
     <w:basedOn w:val="25"/>
     <w:link w:val="6"/>
@@ -3310,7 +4096,7 @@
       <w:szCs w:val="28"/>
     </w:rPr>
   </w:style>
-  <w:style w:type="character" w:customStyle="1" w:styleId="38">
+  <w:style w:type="character" w:customStyle="1" w:styleId="39">
     <w:name w:val="题注 字符"/>
     <w:basedOn w:val="25"/>
     <w:link w:val="8"/>
@@ -3324,19 +4110,19 @@
       <w:szCs w:val="20"/>
     </w:rPr>
   </w:style>
-  <w:style w:type="paragraph" w:customStyle="1" w:styleId="39">
+  <w:style w:type="paragraph" w:customStyle="1" w:styleId="40">
     <w:name w:val="题注1"/>
     <w:basedOn w:val="8"/>
     <w:next w:val="1"/>
-    <w:link w:val="50"/>
+    <w:link w:val="51"/>
     <w:autoRedefine/>
     <w:qFormat/>
     <w:uiPriority w:val="0"/>
   </w:style>
-  <w:style w:type="paragraph" w:customStyle="1" w:styleId="40">
+  <w:style w:type="paragraph" w:customStyle="1" w:styleId="41">
     <w:name w:val="摘要"/>
     <w:basedOn w:val="1"/>
-    <w:link w:val="42"/>
+    <w:link w:val="43"/>
     <w:autoRedefine/>
     <w:qFormat/>
     <w:uiPriority w:val="0"/>
@@ -3354,10 +4140,10 @@
       <w:szCs w:val="32"/>
     </w:rPr>
   </w:style>
-  <w:style w:type="paragraph" w:customStyle="1" w:styleId="41">
+  <w:style w:type="paragraph" w:customStyle="1" w:styleId="42">
     <w:name w:val="英文摘要"/>
     <w:basedOn w:val="2"/>
-    <w:link w:val="43"/>
+    <w:link w:val="44"/>
     <w:autoRedefine/>
     <w:qFormat/>
     <w:uiPriority w:val="0"/>
@@ -3369,10 +4155,10 @@
       <w:b/>
     </w:rPr>
   </w:style>
-  <w:style w:type="character" w:customStyle="1" w:styleId="42">
+  <w:style w:type="character" w:customStyle="1" w:styleId="43">
     <w:name w:val="摘要 字符"/>
     <w:basedOn w:val="25"/>
-    <w:link w:val="40"/>
+    <w:link w:val="41"/>
     <w:autoRedefine/>
     <w:qFormat/>
     <w:uiPriority w:val="0"/>
@@ -3384,10 +4170,10 @@
       <w:szCs w:val="32"/>
     </w:rPr>
   </w:style>
-  <w:style w:type="character" w:customStyle="1" w:styleId="43">
+  <w:style w:type="character" w:customStyle="1" w:styleId="44">
     <w:name w:val="英文摘要 字符"/>
-    <w:basedOn w:val="29"/>
-    <w:link w:val="41"/>
+    <w:basedOn w:val="30"/>
+    <w:link w:val="42"/>
     <w:autoRedefine/>
     <w:qFormat/>
     <w:uiPriority w:val="0"/>
@@ -3396,7 +4182,7 @@
       <w:b/>
     </w:rPr>
   </w:style>
-  <w:style w:type="table" w:customStyle="1" w:styleId="44">
+  <w:style w:type="table" w:customStyle="1" w:styleId="45">
     <w:name w:val="gesh"/>
     <w:basedOn w:val="22"/>
     <w:autoRedefine/>
@@ -3425,10 +4211,10 @@
       </w:tcPr>
     </w:tblStylePr>
   </w:style>
-  <w:style w:type="paragraph" w:customStyle="1" w:styleId="45">
+  <w:style w:type="paragraph" w:customStyle="1" w:styleId="46">
     <w:name w:val="公式"/>
     <w:basedOn w:val="1"/>
-    <w:link w:val="46"/>
+    <w:link w:val="47"/>
     <w:autoRedefine/>
     <w:qFormat/>
     <w:uiPriority w:val="0"/>
@@ -3438,18 +4224,18 @@
       <w:jc w:val="center"/>
     </w:pPr>
   </w:style>
-  <w:style w:type="character" w:customStyle="1" w:styleId="46">
+  <w:style w:type="character" w:customStyle="1" w:styleId="47">
     <w:name w:val="公式 字符"/>
     <w:basedOn w:val="25"/>
-    <w:link w:val="45"/>
+    <w:link w:val="46"/>
     <w:autoRedefine/>
     <w:qFormat/>
     <w:uiPriority w:val="0"/>
   </w:style>
-  <w:style w:type="paragraph" w:customStyle="1" w:styleId="47">
+  <w:style w:type="paragraph" w:customStyle="1" w:styleId="48">
     <w:name w:val="表格内格式"/>
     <w:basedOn w:val="1"/>
-    <w:link w:val="48"/>
+    <w:link w:val="49"/>
     <w:autoRedefine/>
     <w:qFormat/>
     <w:uiPriority w:val="0"/>
@@ -3463,10 +4249,10 @@
       <w:szCs w:val="24"/>
     </w:rPr>
   </w:style>
-  <w:style w:type="character" w:customStyle="1" w:styleId="48">
+  <w:style w:type="character" w:customStyle="1" w:styleId="49">
     <w:name w:val="表格内格式 字符"/>
     <w:basedOn w:val="25"/>
-    <w:link w:val="47"/>
+    <w:link w:val="48"/>
     <w:autoRedefine/>
     <w:qFormat/>
     <w:uiPriority w:val="0"/>
@@ -3476,10 +4262,10 @@
       <w:szCs w:val="24"/>
     </w:rPr>
   </w:style>
-  <w:style w:type="paragraph" w:customStyle="1" w:styleId="49">
+  <w:style w:type="paragraph" w:customStyle="1" w:styleId="50">
     <w:name w:val="样式1"/>
-    <w:basedOn w:val="39"/>
-    <w:link w:val="51"/>
+    <w:basedOn w:val="40"/>
+    <w:link w:val="52"/>
     <w:autoRedefine/>
     <w:qFormat/>
     <w:uiPriority w:val="0"/>
@@ -3493,18 +4279,18 @@
       <w:szCs w:val="21"/>
     </w:rPr>
   </w:style>
-  <w:style w:type="character" w:customStyle="1" w:styleId="50">
+  <w:style w:type="character" w:customStyle="1" w:styleId="51">
     <w:name w:val="题注1 字符"/>
-    <w:basedOn w:val="38"/>
-    <w:link w:val="39"/>
+    <w:basedOn w:val="39"/>
+    <w:link w:val="40"/>
     <w:autoRedefine/>
     <w:qFormat/>
     <w:uiPriority w:val="0"/>
   </w:style>
-  <w:style w:type="character" w:customStyle="1" w:styleId="51">
+  <w:style w:type="character" w:customStyle="1" w:styleId="52">
     <w:name w:val="样式1 字符"/>
-    <w:basedOn w:val="50"/>
-    <w:link w:val="49"/>
+    <w:basedOn w:val="51"/>
+    <w:link w:val="50"/>
     <w:autoRedefine/>
     <w:qFormat/>
     <w:uiPriority w:val="0"/>
@@ -3515,10 +4301,10 @@
       <w:szCs w:val="21"/>
     </w:rPr>
   </w:style>
-  <w:style w:type="paragraph" w:customStyle="1" w:styleId="52">
+  <w:style w:type="paragraph" w:customStyle="1" w:styleId="53">
     <w:name w:val="页眉2"/>
     <w:basedOn w:val="14"/>
-    <w:link w:val="54"/>
+    <w:link w:val="55"/>
     <w:autoRedefine/>
     <w:qFormat/>
     <w:uiPriority w:val="0"/>
@@ -3529,10 +4315,10 @@
       <w:ind w:firstLine="0" w:firstLineChars="0"/>
     </w:pPr>
   </w:style>
-  <w:style w:type="paragraph" w:customStyle="1" w:styleId="53">
+  <w:style w:type="paragraph" w:customStyle="1" w:styleId="54">
     <w:name w:val="题注标序"/>
-    <w:basedOn w:val="39"/>
-    <w:link w:val="56"/>
+    <w:basedOn w:val="40"/>
+    <w:link w:val="57"/>
     <w:autoRedefine/>
     <w:qFormat/>
     <w:uiPriority w:val="0"/>
@@ -3540,18 +4326,18 @@
       <w:spacing w:after="120"/>
     </w:pPr>
   </w:style>
-  <w:style w:type="character" w:customStyle="1" w:styleId="54">
+  <w:style w:type="character" w:customStyle="1" w:styleId="55">
     <w:name w:val="页眉2 字符"/>
-    <w:basedOn w:val="27"/>
-    <w:link w:val="52"/>
+    <w:basedOn w:val="28"/>
+    <w:link w:val="53"/>
     <w:autoRedefine/>
     <w:qFormat/>
     <w:uiPriority w:val="0"/>
   </w:style>
-  <w:style w:type="paragraph" w:customStyle="1" w:styleId="55">
+  <w:style w:type="paragraph" w:customStyle="1" w:styleId="56">
     <w:name w:val="致谢"/>
     <w:basedOn w:val="1"/>
-    <w:link w:val="57"/>
+    <w:link w:val="58"/>
     <w:autoRedefine/>
     <w:qFormat/>
     <w:uiPriority w:val="0"/>
@@ -3562,18 +4348,18 @@
       <w:rFonts w:eastAsia="仿宋"/>
     </w:rPr>
   </w:style>
-  <w:style w:type="character" w:customStyle="1" w:styleId="56">
+  <w:style w:type="character" w:customStyle="1" w:styleId="57">
     <w:name w:val="题注标序 字符"/>
-    <w:basedOn w:val="50"/>
-    <w:link w:val="53"/>
+    <w:basedOn w:val="51"/>
+    <w:link w:val="54"/>
     <w:autoRedefine/>
     <w:qFormat/>
     <w:uiPriority w:val="0"/>
   </w:style>
-  <w:style w:type="character" w:customStyle="1" w:styleId="57">
+  <w:style w:type="character" w:customStyle="1" w:styleId="58">
     <w:name w:val="致谢 字符"/>
     <w:basedOn w:val="25"/>
-    <w:link w:val="55"/>
+    <w:link w:val="56"/>
     <w:autoRedefine/>
     <w:qFormat/>
     <w:uiPriority w:val="0"/>
@@ -3581,7 +4367,7 @@
       <w:rFonts w:eastAsia="仿宋"/>
     </w:rPr>
   </w:style>
-  <w:style w:type="table" w:customStyle="1" w:styleId="58">
+  <w:style w:type="table" w:customStyle="1" w:styleId="59">
     <w:name w:val="Table Normal"/>
     <w:semiHidden/>
     <w:unhideWhenUsed/>
@@ -3596,7 +4382,7 @@
       </w:tblCellMar>
     </w:tblPr>
   </w:style>
-  <w:style w:type="paragraph" w:customStyle="1" w:styleId="59">
+  <w:style w:type="paragraph" w:customStyle="1" w:styleId="60">
     <w:name w:val="图名"/>
     <w:basedOn w:val="1"/>
     <w:qFormat/>
@@ -3611,7 +4397,7 @@
       <w:sz w:val="21"/>
     </w:rPr>
   </w:style>
-  <w:style w:type="paragraph" w:customStyle="1" w:styleId="60">
+  <w:style w:type="paragraph" w:customStyle="1" w:styleId="61">
     <w:name w:val="表名"/>
     <w:basedOn w:val="1"/>
     <w:qFormat/>
